--- a/tests/corpus_v2/docs/lease_0012.docx
+++ b/tests/corpus_v2/docs/lease_0012.docx
@@ -21,19 +21,25 @@
         <w:rPr>
           <w:b/>
         </w:rPr>
-        <w:t xml:space="preserve">№ 103/2024-А</w:t>
-      </w:r>
-    </w:p>
-    <w:p/>
-    <w:p>
-      <w:r>
-        <w:t xml:space="preserve">г. Казань</w:t>
+        <w:t xml:space="preserve">№ </w:t>
+      </w:r>
+      <w:r>
+        <w:rPr>
+          <w:b/>
+        </w:rPr>
+        <w:t xml:space="preserve">62516/501-сс</w:t>
+      </w:r>
+    </w:p>
+    <w:p/>
+    <w:p>
+      <w:r>
+        <w:t xml:space="preserve">г. Пермь</w:t>
       </w:r>
       <w:r>
         <w:t xml:space="preserve">     </w:t>
       </w:r>
       <w:r>
-        <w:t xml:space="preserve">«28» мая 2023 г.</w:t>
+        <w:t xml:space="preserve">07.04.2024 г.</w:t>
       </w:r>
     </w:p>
     <w:p/>
@@ -108,10 +114,10 @@
         <w:t xml:space="preserve">, именуемая в дальнейшем «Арендатор»</w:t>
       </w:r>
       <w:r>
-        <w:t xml:space="preserve">, с другой стороны, совместно именуемые «Стороны», заключили настоящий </w:t>
-      </w:r>
-      <w:r>
-        <w:t xml:space="preserve">Договор № 83/2025-С</w:t>
+        <w:t xml:space="preserve">, с другой стороны, совместно именуемые «Стороны», заключили настоящий Договор № </w:t>
+      </w:r>
+      <w:r>
+        <w:t xml:space="preserve">30Ф-84480/21-391Д</w:t>
       </w:r>
       <w:r>
         <w:t xml:space="preserve"> (далее — Договор) о нижеследующем:</w:t>
@@ -153,7 +159,7 @@
         <w:t xml:space="preserve">Срок передачи помещения по акту приёма-передачи — </w:t>
       </w:r>
       <w:r>
-        <w:t xml:space="preserve">в течение 10 рабочих дней с момента выставления счета</w:t>
+        <w:t xml:space="preserve">в течение 20 рабочих дней с момента заключения контракта</w:t>
       </w:r>
       <w:r>
         <w:t xml:space="preserve">.</w:t>
@@ -167,7 +173,10 @@
         <w:t xml:space="preserve">Арендная плата за месяц: </w:t>
       </w:r>
       <w:r>
-        <w:t xml:space="preserve">включая НДС </w:t>
+        <w:t xml:space="preserve">424000 (Четыреста двадцать четыре тысячи) руб.</w:t>
+      </w:r>
+      <w:r>
+        <w:t xml:space="preserve">, включая НДС </w:t>
       </w:r>
       <w:r>
         <w:t xml:space="preserve">22%</w:t>
@@ -176,7 +185,7 @@
         <w:t xml:space="preserve"> в размере </w:t>
       </w:r>
       <w:r>
-        <w:t xml:space="preserve">54 053 (Пятьдесят четыре тысячи пятьдесят три) рубля</w:t>
+        <w:t xml:space="preserve">9 590 000,3 (девять миллионов пятьсот девяносто тысяч) рублей</w:t>
       </w:r>
       <w:r>
         <w:t xml:space="preserve">. Плата вносится ежемесячно не позднее 10-го числа текущего месяца.</w:t>
@@ -204,7 +213,7 @@
         <w:t xml:space="preserve">2.1. Общая цена Договора: </w:t>
       </w:r>
       <w:r>
-        <w:t xml:space="preserve">Без НДС</w:t>
+        <w:t xml:space="preserve">5960000 рублей 0 коп.</w:t>
       </w:r>
       <w:r>
         <w:t xml:space="preserve">.</w:t>
@@ -215,7 +224,7 @@
         <w:t xml:space="preserve">2.2. Налог: </w:t>
       </w:r>
       <w:r>
-        <w:t xml:space="preserve">0,1% за каждый день просрочки</w:t>
+        <w:t xml:space="preserve">1/130 ключевой ставки ЦБ РФ от общей суммы счета</w:t>
       </w:r>
       <w:r>
         <w:t xml:space="preserve">.</w:t>
@@ -226,7 +235,7 @@
         <w:t xml:space="preserve">2.3. Срок оплаты — </w:t>
       </w:r>
       <w:r>
-        <w:t xml:space="preserve">в течение 10 рабочих дней с момента подписания акта</w:t>
+        <w:t xml:space="preserve">в течение 24 месяцев с момента заключения контракта</w:t>
       </w:r>
       <w:r>
         <w:t xml:space="preserve">.</w:t>
@@ -246,7 +255,7 @@
         <w:t xml:space="preserve">, артикул </w:t>
       </w:r>
       <w:r>
-        <w:t xml:space="preserve">RM-4907-83</w:t>
+        <w:t xml:space="preserve">RM-4835-45</w:t>
       </w:r>
       <w:r>
         <w:t xml:space="preserve">, код </w:t>
@@ -306,13 +315,7 @@
         <w:t xml:space="preserve">. Цена — </w:t>
       </w:r>
       <w:r>
-        <w:t xml:space="preserve">7 300 000</w:t>
-      </w:r>
-      <w:r>
-        <w:t xml:space="preserve">, а прописью: </w:t>
-      </w:r>
-      <w:r>
-        <w:t xml:space="preserve">семь триста тысяч рублей</w:t>
+        <w:t xml:space="preserve">цена Контракта составляет ______ рублей ______ копеек</w:t>
       </w:r>
       <w:r>
         <w:t xml:space="preserve">.</w:t>
@@ -332,7 +335,7 @@
         <w:t xml:space="preserve">3.1. Место исполнения обязательств: </w:t>
       </w:r>
       <w:r>
-        <w:t xml:space="preserve">143000, Тверская обл., г. Одинцово, просп. Промышленная, вл. 36, стр. 3, пом. VII</w:t>
+        <w:t xml:space="preserve">630099, Тверская обл., г. Новосибирск, бул. Заречная, вл. 13, стр. 4, пом. VII</w:t>
       </w:r>
       <w:r>
         <w:t xml:space="preserve">.</w:t>
@@ -349,7 +352,7 @@
         <w:t xml:space="preserve"> по телефону </w:t>
       </w:r>
       <w:r>
-        <w:t xml:space="preserve">+7 (812) 527-22-40</w:t>
+        <w:t xml:space="preserve">+7 (383) 157-79-57</w:t>
       </w:r>
       <w:r>
         <w:t xml:space="preserve">.</w:t>
@@ -360,7 +363,7 @@
         <w:t xml:space="preserve">3.3. Срок исполнения обязательств — </w:t>
       </w:r>
       <w:r>
-        <w:t xml:space="preserve">90 дней с момента заключения контракта</w:t>
+        <w:t xml:space="preserve">в течение шестидесяти банковских дней с момента выставления счета</w:t>
       </w:r>
       <w:r>
         <w:t xml:space="preserve">.</w:t>
@@ -391,13 +394,13 @@
         <w:t xml:space="preserve">Размер неустойки за нарушение сроков оплаты: </w:t>
       </w:r>
       <w:r>
-        <w:t xml:space="preserve">0,1% от стоимости</w:t>
+        <w:t xml:space="preserve">1/150 ключевой ставки ЦБ РФ годовых</w:t>
       </w:r>
       <w:r>
         <w:t xml:space="preserve">. Предельный размер ответственности: </w:t>
       </w:r>
       <w:r>
-        <w:t xml:space="preserve">9% годовых</w:t>
+        <w:t xml:space="preserve">15 (пятнадцать) процентов от цены Договора</w:t>
       </w:r>
       <w:r>
         <w:t xml:space="preserve">.</w:t>
@@ -419,7 +422,7 @@
         <w:t xml:space="preserve">Сторона, для которой создалась невозможность исполнения, обязана уведомить другую Сторону. Срок уведомления — </w:t>
       </w:r>
       <w:r>
-        <w:t xml:space="preserve">30 рабочих дней с момента поступления денежных средств на расчетный счет</w:t>
+        <w:t xml:space="preserve">в течение 30 (Тридцати) календарных дней</w:t>
       </w:r>
       <w:r>
         <w:t xml:space="preserve">.</w:t>
@@ -433,7 +436,7 @@
         <w:t xml:space="preserve">Все споры и разногласия решаются путём переговоров. Претензионный порядок обязателен, срок ответа на претензию — </w:t>
       </w:r>
       <w:r>
-        <w:t xml:space="preserve">7 рабочих дней</w:t>
+        <w:t xml:space="preserve">не позднее 05.06.2026</w:t>
       </w:r>
       <w:r>
         <w:t xml:space="preserve">.</w:t>
@@ -470,7 +473,73 @@
         <w:t xml:space="preserve">Резервный e-mail: </w:t>
       </w:r>
       <w:r>
-        <w:t xml:space="preserve">sokolovа@bk.ru</w:t>
+        <w:t xml:space="preserve">sokolovа@list.ru</w:t>
+      </w:r>
+    </w:p>
+    <w:p/>
+    <w:p/>
+    <w:p>
+      <w:r>
+        <w:rPr>
+          <w:b/>
+        </w:rPr>
+        <w:t xml:space="preserve">9. КОНТРОЛЬНЫЕ ВЕЛИЧИНЫ</w:t>
+      </w:r>
+    </w:p>
+    <w:p>
+      <w:r>
+        <w:t xml:space="preserve">9.1. Контрольная запись: </w:t>
+      </w:r>
+      <w:r>
+        <w:rPr>
+          <w:b/>
+        </w:rPr>
+        <w:t xml:space="preserve">1/3</w:t>
+      </w:r>
+      <w:r>
+        <w:t xml:space="preserve">00 ключевой ставки ЦБ РФ годовых</w:t>
+      </w:r>
+      <w:r>
+        <w:t xml:space="preserve">.</w:t>
+      </w:r>
+    </w:p>
+    <w:p>
+      <w:r>
+        <w:t xml:space="preserve">9.2. Контрольная запись: </w:t>
+      </w:r>
+      <w:r>
+        <w:rPr>
+          <w:b/>
+        </w:rPr>
+        <w:t xml:space="preserve">в течение 3</w:t>
+      </w:r>
+      <w:r>
+        <w:t xml:space="preserve">0 рабочих дней со дня предъявления требования</w:t>
+      </w:r>
+      <w:r>
+        <w:t xml:space="preserve">.</w:t>
+      </w:r>
+    </w:p>
+    <w:p>
+      <w:r>
+        <w:t xml:space="preserve">9.3. Контрольная запись: </w:t>
+      </w:r>
+      <w:r>
+        <w:t xml:space="preserve">9/25</w:t>
+      </w:r>
+      <w:r>
+        <w:t xml:space="preserve">.</w:t>
+      </w:r>
+    </w:p>
+    <w:p>
+      <w:r>
+        <w:t xml:space="preserve">9.4. Контрольная запись: </w:t>
+      </w:r>
+      <w:r>
+        <w:t xml:space="preserve">5 310 000,‍8 ­(пять миллионов триста десять тысяч) рублей</w:t>
+      </w:r>
+      <w:r>
+        <w:t xml:space="preserve">.</w:t>
       </w:r>
     </w:p>
     <w:p/>
@@ -530,7 +599,7 @@
               <w:t xml:space="preserve">Адрес регистрации: </w:t>
             </w:r>
             <w:r>
-              <w:t xml:space="preserve">620014, Свердловская обл., г. Екатеринбург, проезд Ленинградская, вл. 48, стр. 3, пом. VII</w:t>
+              <w:t xml:space="preserve">190000, Новосибирская обл., г. Санкт-Петербург, бул. Победы, вл. 12, стр. 2, пом. VII</w:t>
             </w:r>
           </w:p>
           <w:p>
@@ -569,7 +638,7 @@
               <w:t xml:space="preserve">Тел.: </w:t>
             </w:r>
             <w:r>
-              <w:t xml:space="preserve">+7 (499) 993-43-58</w:t>
+              <w:t xml:space="preserve">+7 (383) 557-79-65</w:t>
             </w:r>
           </w:p>
           <w:p>
@@ -620,7 +689,7 @@
               <w:t xml:space="preserve">Адрес регистрации: </w:t>
             </w:r>
             <w:r>
-              <w:t xml:space="preserve">603000, Тверская обл., г. Нижний Новгород, ш. Космонавтов, вл. 24, стр. 4, пом. VII</w:t>
+              <w:t xml:space="preserve">420111, Московская обл., г. Казань, проезд Гагарина, вл. 32, стр. 4, пом. VII</w:t>
             </w:r>
           </w:p>
           <w:p>
@@ -659,7 +728,7 @@
               <w:t xml:space="preserve">Тел.: </w:t>
             </w:r>
             <w:r>
-              <w:t xml:space="preserve">+7 (383) 473-22-44</w:t>
+              <w:t xml:space="preserve">+7 (812) 428-42-29</w:t>
             </w:r>
           </w:p>
           <w:p>
@@ -667,7 +736,7 @@
               <w:t xml:space="preserve">E-mail: </w:t>
             </w:r>
             <w:r>
-              <w:t xml:space="preserve">smirnova@sibtrans.ru</w:t>
+              <w:t xml:space="preserve">smirnova@list.ru</w:t>
             </w:r>
           </w:p>
           <w:p/>
@@ -814,19 +883,19 @@
         <w:t xml:space="preserve">Реквизиты для возврата: </w:t>
       </w:r>
       <w:r>
-        <w:t xml:space="preserve">190000, г. Санкт-Петербург, проезд Профсоюзная, д. 84, кв. 173</w:t>
+        <w:t xml:space="preserve">443010, г. Самара, проезд Советская, д. 79, кв. 41</w:t>
       </w:r>
       <w:r>
         <w:t xml:space="preserve">, ИНН </w:t>
       </w:r>
       <w:r>
-        <w:t xml:space="preserve">3878689133</w:t>
+        <w:t xml:space="preserve">2819921375</w:t>
       </w:r>
       <w:r>
         <w:t xml:space="preserve">, контакт: </w:t>
       </w:r>
       <w:r>
-        <w:t xml:space="preserve">Орлов Роман Алексеевич</w:t>
+        <w:t xml:space="preserve">Никитина Дарья Михайловна</w:t>
       </w:r>
     </w:p>
   </w:footnote>

--- a/tests/corpus_v2/docs/lease_0012.docx
+++ b/tests/corpus_v2/docs/lease_0012.docx
@@ -525,7 +525,13 @@
         <w:t xml:space="preserve">9.3. Контрольная запись: </w:t>
       </w:r>
       <w:r>
-        <w:t xml:space="preserve">9/25</w:t>
+        <w:rPr>
+          <w:b/>
+        </w:rPr>
+        <w:t xml:space="preserve">9/2</w:t>
+      </w:r>
+      <w:r>
+        <w:t xml:space="preserve">5</w:t>
       </w:r>
       <w:r>
         <w:t xml:space="preserve">.</w:t>

--- a/tests/corpus_v2/docs/lease_0012.docx
+++ b/tests/corpus_v2/docs/lease_0012.docx
@@ -27,19 +27,19 @@
         <w:rPr>
           <w:b/>
         </w:rPr>
-        <w:t xml:space="preserve">62516/501-сс</w:t>
-      </w:r>
-    </w:p>
-    <w:p/>
-    <w:p>
-      <w:r>
-        <w:t xml:space="preserve">г. Пермь</w:t>
+        <w:t xml:space="preserve">52Ф-64065/16-255Д</w:t>
+      </w:r>
+    </w:p>
+    <w:p/>
+    <w:p>
+      <w:r>
+        <w:t xml:space="preserve">г. Одинцово</w:t>
       </w:r>
       <w:r>
         <w:t xml:space="preserve">     </w:t>
       </w:r>
       <w:r>
-        <w:t xml:space="preserve">07.04.2024 г.</w:t>
+        <w:t xml:space="preserve">11.04.2025 г.</w:t>
       </w:r>
     </w:p>
     <w:p/>
@@ -117,7 +117,7 @@
         <w:t xml:space="preserve">, с другой стороны, совместно именуемые «Стороны», заключили настоящий Договор № </w:t>
       </w:r>
       <w:r>
-        <w:t xml:space="preserve">30Ф-84480/21-391Д</w:t>
+        <w:t xml:space="preserve">81/2024-К</w:t>
       </w:r>
       <w:r>
         <w:t xml:space="preserve"> (далее — Договор) о нижеследующем:</w:t>

--- a/tests/corpus_v2/docs/lease_0012.docx
+++ b/tests/corpus_v2/docs/lease_0012.docx
@@ -27,19 +27,19 @@
         <w:rPr>
           <w:b/>
         </w:rPr>
-        <w:t xml:space="preserve">52Ф-64065/16-255Д</w:t>
-      </w:r>
-    </w:p>
-    <w:p/>
-    <w:p>
-      <w:r>
-        <w:t xml:space="preserve">г. Одинцово</w:t>
+        <w:t xml:space="preserve">88Ф-14447/22-501Д</w:t>
+      </w:r>
+    </w:p>
+    <w:p/>
+    <w:p>
+      <w:r>
+        <w:t xml:space="preserve">г. Пермь</w:t>
       </w:r>
       <w:r>
         <w:t xml:space="preserve">     </w:t>
       </w:r>
       <w:r>
-        <w:t xml:space="preserve">11.04.2025 г.</w:t>
+        <w:t xml:space="preserve">07.04.2024 г.</w:t>
       </w:r>
     </w:p>
     <w:p/>
@@ -54,7 +54,7 @@
         <w:t xml:space="preserve">паспорт </w:t>
       </w:r>
       <w:r>
-        <w:t xml:space="preserve">82 19 590023</w:t>
+        <w:t xml:space="preserve">28 25 091224</w:t>
       </w:r>
       <w:r>
         <w:t xml:space="preserve">, выдан </w:t>
@@ -90,25 +90,25 @@
         <w:t xml:space="preserve">паспорт </w:t>
       </w:r>
       <w:r>
-        <w:t xml:space="preserve">61 14 735102</w:t>
+        <w:t xml:space="preserve">17 21 290424</w:t>
       </w:r>
       <w:r>
         <w:t xml:space="preserve">, выдан </w:t>
       </w:r>
       <w:r>
-        <w:t xml:space="preserve">ОУФМС России по Тверской области в Заволжском р-не</w:t>
+        <w:t xml:space="preserve">ТП № 2 ОУФМС России по Московской обл.</w:t>
       </w:r>
       <w:r>
         <w:t xml:space="preserve"> </w:t>
       </w:r>
       <w:r>
-        <w:t xml:space="preserve">06.02.2008</w:t>
+        <w:t xml:space="preserve">19.06.2007</w:t>
       </w:r>
       <w:r>
         <w:t xml:space="preserve">, код подразделения </w:t>
       </w:r>
       <w:r>
-        <w:t xml:space="preserve">641-413</w:t>
+        <w:t xml:space="preserve">718-641</w:t>
       </w:r>
       <w:r>
         <w:t xml:space="preserve">, именуемая в дальнейшем «Арендатор»</w:t>
@@ -117,7 +117,7 @@
         <w:t xml:space="preserve">, с другой стороны, совместно именуемые «Стороны», заключили настоящий Договор № </w:t>
       </w:r>
       <w:r>
-        <w:t xml:space="preserve">81/2024-К</w:t>
+        <w:t xml:space="preserve">30/2025-С</w:t>
       </w:r>
       <w:r>
         <w:t xml:space="preserve"> (далее — Договор) о нижеследующем:</w:t>
@@ -159,7 +159,7 @@
         <w:t xml:space="preserve">Срок передачи помещения по акту приёма-передачи — </w:t>
       </w:r>
       <w:r>
-        <w:t xml:space="preserve">в течение 20 рабочих дней с момента заключения контракта</w:t>
+        <w:t xml:space="preserve">в течение 30 рабочих дней с момента заключения контракта</w:t>
       </w:r>
       <w:r>
         <w:t xml:space="preserve">.</w:t>
@@ -173,7 +173,7 @@
         <w:t xml:space="preserve">Арендная плата за месяц: </w:t>
       </w:r>
       <w:r>
-        <w:t xml:space="preserve">424000 (Четыреста двадцать четыре тысячи) руб.</w:t>
+        <w:t xml:space="preserve">98600000 (Девяносто восемь миллионов шестьсот тысяч) руб.</w:t>
       </w:r>
       <w:r>
         <w:t xml:space="preserve">, включая НДС </w:t>
@@ -185,7 +185,7 @@
         <w:t xml:space="preserve"> в размере </w:t>
       </w:r>
       <w:r>
-        <w:t xml:space="preserve">9 590 000,3 (девять миллионов пятьсот девяносто тысяч) рублей</w:t>
+        <w:t xml:space="preserve">6 680 000,6 (шесть миллионов шестьсот восемьдесят тысяч) рублей</w:t>
       </w:r>
       <w:r>
         <w:t xml:space="preserve">. Плата вносится ежемесячно не позднее 10-го числа текущего месяца.</w:t>
@@ -213,7 +213,7 @@
         <w:t xml:space="preserve">2.1. Общая цена Договора: </w:t>
       </w:r>
       <w:r>
-        <w:t xml:space="preserve">5960000 рублей 0 коп.</w:t>
+        <w:t xml:space="preserve">1680000 рублей 0 коп.</w:t>
       </w:r>
       <w:r>
         <w:t xml:space="preserve">.</w:t>
@@ -235,7 +235,7 @@
         <w:t xml:space="preserve">2.3. Срок оплаты — </w:t>
       </w:r>
       <w:r>
-        <w:t xml:space="preserve">в течение 24 месяцев с момента заключения контракта</w:t>
+        <w:t xml:space="preserve">в течение 6 месяцев с момента заключения контракта</w:t>
       </w:r>
       <w:r>
         <w:t xml:space="preserve">.</w:t>
@@ -255,7 +255,7 @@
         <w:t xml:space="preserve">, артикул </w:t>
       </w:r>
       <w:r>
-        <w:t xml:space="preserve">RM-4835-45</w:t>
+        <w:t xml:space="preserve">RM-4340-90</w:t>
       </w:r>
       <w:r>
         <w:t xml:space="preserve">, код </w:t>
@@ -312,6 +312,12 @@
         <w:t xml:space="preserve">МКАС при ТПП РФ</w:t>
       </w:r>
       <w:r>
+        <w:t xml:space="preserve">. Товар отгружается с сопроводительным документом паспорт качества № </w:t>
+      </w:r>
+      <w:r>
+        <w:t xml:space="preserve">52 08 293455</w:t>
+      </w:r>
+      <w:r>
         <w:t xml:space="preserve">. Цена — </w:t>
       </w:r>
       <w:r>
@@ -465,7 +471,7 @@
         <w:t xml:space="preserve">ИНН (дублирование): </w:t>
       </w:r>
       <w:r>
-        <w:t xml:space="preserve">313-168-327750</w:t>
+        <w:t xml:space="preserve">316-832-773103</w:t>
       </w:r>
     </w:p>
     <w:p>
@@ -613,7 +619,7 @@
               <w:t xml:space="preserve">Паспорт </w:t>
             </w:r>
             <w:r>
-              <w:t xml:space="preserve">82 19 590023</w:t>
+              <w:t xml:space="preserve">28 25 091224</w:t>
             </w:r>
             <w:r>
               <w:t xml:space="preserve">, выдан ГУ МВД России по г. Москве 19.01.2010</w:t>
@@ -630,13 +636,13 @@
               <w:t xml:space="preserve">СНИЛС </w:t>
             </w:r>
             <w:r>
-              <w:t xml:space="preserve">317-981-682 16</w:t>
+              <w:t xml:space="preserve">798-168-299 90</w:t>
             </w:r>
             <w:r>
               <w:t xml:space="preserve"> ИНН </w:t>
             </w:r>
             <w:r>
-              <w:t xml:space="preserve">313168327750</w:t>
+              <w:t xml:space="preserve">316832773103</w:t>
             </w:r>
           </w:p>
           <w:p>
@@ -687,7 +693,7 @@
               <w:t xml:space="preserve">Дата рождения: </w:t>
             </w:r>
             <w:r>
-              <w:t xml:space="preserve">19.11.1962</w:t>
+              <w:t xml:space="preserve">19.10.1991</w:t>
             </w:r>
           </w:p>
           <w:p>
@@ -703,16 +709,16 @@
               <w:t xml:space="preserve">Паспорт </w:t>
             </w:r>
             <w:r>
-              <w:t xml:space="preserve">61 14 735102</w:t>
-            </w:r>
-            <w:r>
-              <w:t xml:space="preserve">, выдан ОУФМС России по Тверской области в Заволжском р-не 06.02.2008</w:t>
+              <w:t xml:space="preserve">17 21 290424</w:t>
+            </w:r>
+            <w:r>
+              <w:t xml:space="preserve">, выдан ТП № 2 ОУФМС России по Московской обл. 19.06.2007</w:t>
             </w:r>
             <w:r>
               <w:t xml:space="preserve">, код подразделения </w:t>
             </w:r>
             <w:r>
-              <w:t xml:space="preserve">641-413</w:t>
+              <w:t xml:space="preserve">718-641</w:t>
             </w:r>
           </w:p>
           <w:p>
@@ -720,13 +726,13 @@
               <w:t xml:space="preserve">СНИЛС </w:t>
             </w:r>
             <w:r>
-              <w:t xml:space="preserve">636-578-488 51</w:t>
+              <w:t xml:space="preserve">657-848-876 85</w:t>
             </w:r>
             <w:r>
               <w:t xml:space="preserve"> ИНН </w:t>
             </w:r>
             <w:r>
-              <w:t xml:space="preserve">243592564376</w:t>
+              <w:t xml:space="preserve">359256436392</w:t>
             </w:r>
           </w:p>
           <w:p>
@@ -784,7 +790,7 @@
               <w:t xml:space="preserve">ИНН: </w:t>
             </w:r>
             <w:r>
-              <w:t xml:space="preserve">3131</w:t>
+              <w:t xml:space="preserve">3168</w:t>
             </w:r>
           </w:p>
         </w:tc>
@@ -794,7 +800,7 @@
           </w:tcPr>
           <w:p>
             <w:r>
-              <w:t xml:space="preserve">68327750</w:t>
+              <w:t xml:space="preserve">32773103</w:t>
             </w:r>
           </w:p>
         </w:tc>

--- a/tests/corpus_v2/docs/lease_0012.docx
+++ b/tests/corpus_v2/docs/lease_0012.docx
@@ -27,19 +27,19 @@
         <w:rPr>
           <w:b/>
         </w:rPr>
-        <w:t xml:space="preserve">88Ф-14447/22-501Д</w:t>
-      </w:r>
-    </w:p>
-    <w:p/>
-    <w:p>
-      <w:r>
-        <w:t xml:space="preserve">г. Пермь</w:t>
+        <w:t xml:space="preserve">52Ф-64065/16-255Д</w:t>
+      </w:r>
+    </w:p>
+    <w:p/>
+    <w:p>
+      <w:r>
+        <w:t xml:space="preserve">г. Одинцово</w:t>
       </w:r>
       <w:r>
         <w:t xml:space="preserve">     </w:t>
       </w:r>
       <w:r>
-        <w:t xml:space="preserve">07.04.2024 г.</w:t>
+        <w:t xml:space="preserve">11.04.2025 г.</w:t>
       </w:r>
     </w:p>
     <w:p/>
@@ -60,19 +60,19 @@
         <w:t xml:space="preserve">, выдан </w:t>
       </w:r>
       <w:r>
-        <w:t xml:space="preserve">ГУ МВД России по г. Москве</w:t>
+        <w:t xml:space="preserve">ОВД «Тропарёво» г. Москвы</w:t>
       </w:r>
       <w:r>
         <w:t xml:space="preserve"> </w:t>
       </w:r>
       <w:r>
-        <w:t xml:space="preserve">19.01.2010</w:t>
+        <w:t xml:space="preserve">09.11.2014</w:t>
       </w:r>
       <w:r>
         <w:t xml:space="preserve">, код подразделения </w:t>
       </w:r>
       <w:r>
-        <w:t xml:space="preserve">668-653</w:t>
+        <w:t xml:space="preserve">598-910</w:t>
       </w:r>
       <w:r>
         <w:t xml:space="preserve">, именуемая в дальнейшем «Арендодатель»</w:t>
@@ -81,7 +81,7 @@
         <w:t xml:space="preserve">, с одной стороны, и </w:t>
       </w:r>
       <w:r>
-        <w:t xml:space="preserve">Смирнова Ирина Петровна</w:t>
+        <w:t xml:space="preserve">Зайцев Пётр Михайлович</w:t>
       </w:r>
       <w:r>
         <w:t xml:space="preserve">, </w:t>
@@ -90,34 +90,34 @@
         <w:t xml:space="preserve">паспорт </w:t>
       </w:r>
       <w:r>
-        <w:t xml:space="preserve">17 21 290424</w:t>
+        <w:t xml:space="preserve">84 09 974716</w:t>
       </w:r>
       <w:r>
         <w:t xml:space="preserve">, выдан </w:t>
       </w:r>
       <w:r>
-        <w:t xml:space="preserve">ТП № 2 ОУФМС России по Московской обл.</w:t>
+        <w:t xml:space="preserve">ОУФМС России по Тверской области в Заволжском р-не</w:t>
       </w:r>
       <w:r>
         <w:t xml:space="preserve"> </w:t>
       </w:r>
       <w:r>
-        <w:t xml:space="preserve">19.06.2007</w:t>
+        <w:t xml:space="preserve">06.02.2008</w:t>
       </w:r>
       <w:r>
         <w:t xml:space="preserve">, код подразделения </w:t>
       </w:r>
       <w:r>
-        <w:t xml:space="preserve">718-641</w:t>
-      </w:r>
-      <w:r>
-        <w:t xml:space="preserve">, именуемая в дальнейшем «Арендатор»</w:t>
+        <w:t xml:space="preserve">584-846</w:t>
+      </w:r>
+      <w:r>
+        <w:t xml:space="preserve">, именуемый в дальнейшем «Арендатор»</w:t>
       </w:r>
       <w:r>
         <w:t xml:space="preserve">, с другой стороны, совместно именуемые «Стороны», заключили настоящий Договор № </w:t>
       </w:r>
       <w:r>
-        <w:t xml:space="preserve">30/2025-С</w:t>
+        <w:t xml:space="preserve">81/2024-К</w:t>
       </w:r>
       <w:r>
         <w:t xml:space="preserve"> (далее — Договор) о нижеследующем:</w:t>
@@ -159,7 +159,7 @@
         <w:t xml:space="preserve">Срок передачи помещения по акту приёма-передачи — </w:t>
       </w:r>
       <w:r>
-        <w:t xml:space="preserve">в течение 30 рабочих дней с момента заключения контракта</w:t>
+        <w:t xml:space="preserve">в течение 20 рабочих дней с момента заключения контракта</w:t>
       </w:r>
       <w:r>
         <w:t xml:space="preserve">.</w:t>
@@ -173,7 +173,7 @@
         <w:t xml:space="preserve">Арендная плата за месяц: </w:t>
       </w:r>
       <w:r>
-        <w:t xml:space="preserve">98600000 (Девяносто восемь миллионов шестьсот тысяч) руб.</w:t>
+        <w:t xml:space="preserve">424000 (Четыреста двадцать четыре тысячи) руб.</w:t>
       </w:r>
       <w:r>
         <w:t xml:space="preserve">, включая НДС </w:t>
@@ -185,7 +185,7 @@
         <w:t xml:space="preserve"> в размере </w:t>
       </w:r>
       <w:r>
-        <w:t xml:space="preserve">6 680 000,6 (шесть миллионов шестьсот восемьдесят тысяч) рублей</w:t>
+        <w:t xml:space="preserve">9 590 000,3 (девять миллионов пятьсот девяносто тысяч) рублей</w:t>
       </w:r>
       <w:r>
         <w:t xml:space="preserve">. Плата вносится ежемесячно не позднее 10-го числа текущего месяца.</w:t>
@@ -213,7 +213,7 @@
         <w:t xml:space="preserve">2.1. Общая цена Договора: </w:t>
       </w:r>
       <w:r>
-        <w:t xml:space="preserve">1680000 рублей 0 коп.</w:t>
+        <w:t xml:space="preserve">5960000 рублей 0 коп.</w:t>
       </w:r>
       <w:r>
         <w:t xml:space="preserve">.</w:t>
@@ -235,7 +235,7 @@
         <w:t xml:space="preserve">2.3. Срок оплаты — </w:t>
       </w:r>
       <w:r>
-        <w:t xml:space="preserve">в течение 6 месяцев с момента заключения контракта</w:t>
+        <w:t xml:space="preserve">в течение 24 месяцев с момента заключения контракта</w:t>
       </w:r>
       <w:r>
         <w:t xml:space="preserve">.</w:t>
@@ -255,7 +255,7 @@
         <w:t xml:space="preserve">, артикул </w:t>
       </w:r>
       <w:r>
-        <w:t xml:space="preserve">RM-4340-90</w:t>
+        <w:t xml:space="preserve">RM-4835-45</w:t>
       </w:r>
       <w:r>
         <w:t xml:space="preserve">, код </w:t>
@@ -315,7 +315,43 @@
         <w:t xml:space="preserve">. Товар отгружается с сопроводительным документом паспорт качества № </w:t>
       </w:r>
       <w:r>
-        <w:t xml:space="preserve">52 08 293455</w:t>
+        <w:t xml:space="preserve">23 11 905120</w:t>
+      </w:r>
+      <w:r>
+        <w:t xml:space="preserve">. К партии приложен паспорт изделия № </w:t>
+      </w:r>
+      <w:r>
+        <w:t xml:space="preserve">46 14 102068</w:t>
+      </w:r>
+      <w:r>
+        <w:t xml:space="preserve">. Оборудование поставляется с паспортом транспортного средства № </w:t>
+      </w:r>
+      <w:r>
+        <w:t xml:space="preserve">31 13 601343</w:t>
+      </w:r>
+      <w:r>
+        <w:t xml:space="preserve">. Приёмка производится согласно техническому паспорту </w:t>
+      </w:r>
+      <w:r>
+        <w:t xml:space="preserve">08 24 568368</w:t>
+      </w:r>
+      <w:r>
+        <w:t xml:space="preserve">. СНИЛС не указан, номер заказа </w:t>
+      </w:r>
+      <w:r>
+        <w:t xml:space="preserve">377-782-548 97</w:t>
+      </w:r>
+      <w:r>
+        <w:t xml:space="preserve">. Дата рождения не проставлена, документ выдан </w:t>
+      </w:r>
+      <w:r>
+        <w:t xml:space="preserve">13.07.2017</w:t>
+      </w:r>
+      <w:r>
+        <w:t xml:space="preserve">. Код подразделения, см. артикул </w:t>
+      </w:r>
+      <w:r>
+        <w:t xml:space="preserve">889-379</w:t>
       </w:r>
       <w:r>
         <w:t xml:space="preserve">. Цена — </w:t>
@@ -341,7 +377,7 @@
         <w:t xml:space="preserve">3.1. Место исполнения обязательств: </w:t>
       </w:r>
       <w:r>
-        <w:t xml:space="preserve">630099, Тверская обл., г. Новосибирск, бул. Заречная, вл. 13, стр. 4, пом. VII</w:t>
+        <w:t xml:space="preserve">614000, Краснодарский край, г. Пермь, проезд Заречная, вл. 19, стр. 3, пом. VII</w:t>
       </w:r>
       <w:r>
         <w:t xml:space="preserve">.</w:t>
@@ -352,13 +388,13 @@
         <w:t xml:space="preserve">3.2. Уведомления направляются </w:t>
       </w:r>
       <w:r>
-        <w:t xml:space="preserve">Смирновой Ирине Петровне</w:t>
+        <w:t xml:space="preserve">Зайцеву Петру Михайловичу</w:t>
       </w:r>
       <w:r>
         <w:t xml:space="preserve"> по телефону </w:t>
       </w:r>
       <w:r>
-        <w:t xml:space="preserve">+7 (383) 157-79-57</w:t>
+        <w:t xml:space="preserve">+7 (843) 667-70-75</w:t>
       </w:r>
       <w:r>
         <w:t xml:space="preserve">.</w:t>
@@ -369,7 +405,7 @@
         <w:t xml:space="preserve">3.3. Срок исполнения обязательств — </w:t>
       </w:r>
       <w:r>
-        <w:t xml:space="preserve">в течение шестидесяти банковских дней с момента выставления счета</w:t>
+        <w:t xml:space="preserve">в течение сорока пяти банковских дней с момента выставления счета</w:t>
       </w:r>
       <w:r>
         <w:t xml:space="preserve">.</w:t>
@@ -406,7 +442,7 @@
         <w:t xml:space="preserve">. Предельный размер ответственности: </w:t>
       </w:r>
       <w:r>
-        <w:t xml:space="preserve">15 (пятнадцать) процентов от цены Договора</w:t>
+        <w:t xml:space="preserve">20 (двадцать) процентов от цены Договора</w:t>
       </w:r>
       <w:r>
         <w:t xml:space="preserve">.</w:t>
@@ -428,7 +464,7 @@
         <w:t xml:space="preserve">Сторона, для которой создалась невозможность исполнения, обязана уведомить другую Сторону. Срок уведомления — </w:t>
       </w:r>
       <w:r>
-        <w:t xml:space="preserve">в течение 30 (Тридцати) календарных дней</w:t>
+        <w:t xml:space="preserve">в течение 7 (Семи) календарных дней</w:t>
       </w:r>
       <w:r>
         <w:t xml:space="preserve">.</w:t>
@@ -442,7 +478,7 @@
         <w:t xml:space="preserve">Все споры и разногласия решаются путём переговоров. Претензионный порядок обязателен, срок ответа на претензию — </w:t>
       </w:r>
       <w:r>
-        <w:t xml:space="preserve">не позднее 05.06.2026</w:t>
+        <w:t xml:space="preserve">не позднее 05.07.2026</w:t>
       </w:r>
       <w:r>
         <w:t xml:space="preserve">.</w:t>
@@ -463,7 +499,7 @@
         <w:t xml:space="preserve">Расчётный счёт (дублирование): </w:t>
       </w:r>
       <w:r>
-        <w:t xml:space="preserve">4081 7810 4638 7853 6280</w:t>
+        <w:t xml:space="preserve">4081 7810 0387 8536 2804</w:t>
       </w:r>
     </w:p>
     <w:p>
@@ -471,7 +507,7 @@
         <w:t xml:space="preserve">ИНН (дублирование): </w:t>
       </w:r>
       <w:r>
-        <w:t xml:space="preserve">316-832-773103</w:t>
+        <w:t xml:space="preserve">168-327-731766</w:t>
       </w:r>
     </w:p>
     <w:p>
@@ -479,7 +515,7 @@
         <w:t xml:space="preserve">Резервный e-mail: </w:t>
       </w:r>
       <w:r>
-        <w:t xml:space="preserve">sokolovа@list.ru</w:t>
+        <w:t xml:space="preserve">sokolovа@mail.ru</w:t>
       </w:r>
     </w:p>
     <w:p/>
@@ -517,10 +553,10 @@
         <w:rPr>
           <w:b/>
         </w:rPr>
-        <w:t xml:space="preserve">в течение 3</w:t>
-      </w:r>
-      <w:r>
-        <w:t xml:space="preserve">0 рабочих дней со дня предъявления требования</w:t>
+        <w:t xml:space="preserve">в течение 1</w:t>
+      </w:r>
+      <w:r>
+        <w:t xml:space="preserve">4 календарных дней с даты подписания Сторонами акта сдачи-приемки оказанных услуг</w:t>
       </w:r>
       <w:r>
         <w:t xml:space="preserve">.</w:t>
@@ -534,10 +570,10 @@
         <w:rPr>
           <w:b/>
         </w:rPr>
-        <w:t xml:space="preserve">9/2</w:t>
-      </w:r>
-      <w:r>
-        <w:t xml:space="preserve">5</w:t>
+        <w:t xml:space="preserve">8/1</w:t>
+      </w:r>
+      <w:r>
+        <w:t xml:space="preserve">2</w:t>
       </w:r>
       <w:r>
         <w:t xml:space="preserve">.</w:t>
@@ -548,7 +584,7 @@
         <w:t xml:space="preserve">9.4. Контрольная запись: </w:t>
       </w:r>
       <w:r>
-        <w:t xml:space="preserve">5 310 000,‍8 ­(пять миллионов триста десять тысяч) рублей</w:t>
+        <w:t xml:space="preserve">58 900 000,3 (пятьдесят восемь ми‍ллионов девятьсо­т тысяч) рублей</w:t>
       </w:r>
       <w:r>
         <w:t xml:space="preserve">.</w:t>
@@ -603,7 +639,7 @@
               <w:t xml:space="preserve">Дата рождения: </w:t>
             </w:r>
             <w:r>
-              <w:t xml:space="preserve">10.05.1993</w:t>
+              <w:t xml:space="preserve">09.10.1985</w:t>
             </w:r>
           </w:p>
           <w:p>
@@ -611,7 +647,7 @@
               <w:t xml:space="preserve">Адрес регистрации: </w:t>
             </w:r>
             <w:r>
-              <w:t xml:space="preserve">190000, Новосибирская обл., г. Санкт-Петербург, бул. Победы, вл. 12, стр. 2, пом. VII</w:t>
+              <w:t xml:space="preserve">394000, Тверская обл., г. Воронеж, ш. Полевая, вл. 16, стр. 2, пом. VII</w:t>
             </w:r>
           </w:p>
           <w:p>
@@ -622,27 +658,27 @@
               <w:t xml:space="preserve">28 25 091224</w:t>
             </w:r>
             <w:r>
-              <w:t xml:space="preserve">, выдан ГУ МВД России по г. Москве 19.01.2010</w:t>
+              <w:t xml:space="preserve">, выдан ОВД «Тропарёво» г. Москвы 09.11.2014</w:t>
             </w:r>
             <w:r>
               <w:t xml:space="preserve">, код подразделения </w:t>
             </w:r>
             <w:r>
-              <w:t xml:space="preserve">668-653</w:t>
-            </w:r>
-          </w:p>
-          <w:p>
-            <w:r>
-              <w:t xml:space="preserve">СНИЛС </w:t>
-            </w:r>
-            <w:r>
-              <w:t xml:space="preserve">798-168-299 90</w:t>
+              <w:t xml:space="preserve">598-910</w:t>
+            </w:r>
+          </w:p>
+          <w:p>
+            <w:r>
+              <w:t xml:space="preserve">СНИЛС № </w:t>
+            </w:r>
+            <w:r>
+              <w:t xml:space="preserve">981 682 993 82</w:t>
             </w:r>
             <w:r>
               <w:t xml:space="preserve"> ИНН </w:t>
             </w:r>
             <w:r>
-              <w:t xml:space="preserve">316832773103</w:t>
+              <w:t xml:space="preserve">168327731766</w:t>
             </w:r>
           </w:p>
           <w:p>
@@ -650,7 +686,7 @@
               <w:t xml:space="preserve">Тел.: </w:t>
             </w:r>
             <w:r>
-              <w:t xml:space="preserve">+7 (383) 557-79-65</w:t>
+              <w:t xml:space="preserve">+7 (846) 353-10-65</w:t>
             </w:r>
           </w:p>
           <w:p>
@@ -658,7 +694,7 @@
               <w:t xml:space="preserve">E-mail: </w:t>
             </w:r>
             <w:r>
-              <w:t xml:space="preserve">sokolova@bk.ru</w:t>
+              <w:t xml:space="preserve">sokolova@corp-tehno.ru</w:t>
             </w:r>
           </w:p>
           <w:p/>
@@ -685,7 +721,7 @@
           </w:p>
           <w:p>
             <w:r>
-              <w:t xml:space="preserve">Смирнова Ирина Петровна</w:t>
+              <w:t xml:space="preserve">Зайцев Пётр Михайлович</w:t>
             </w:r>
           </w:p>
           <w:p>
@@ -693,7 +729,7 @@
               <w:t xml:space="preserve">Дата рождения: </w:t>
             </w:r>
             <w:r>
-              <w:t xml:space="preserve">19.10.1991</w:t>
+              <w:t xml:space="preserve">19.11.1962</w:t>
             </w:r>
           </w:p>
           <w:p>
@@ -701,7 +737,7 @@
               <w:t xml:space="preserve">Адрес регистрации: </w:t>
             </w:r>
             <w:r>
-              <w:t xml:space="preserve">420111, Московская обл., г. Казань, проезд Гагарина, вл. 32, стр. 4, пом. VII</w:t>
+              <w:t xml:space="preserve">143000, Ленинградская обл., г. Одинцово, проезд Победы, вл. 20, стр. 5, пом. VII</w:t>
             </w:r>
           </w:p>
           <w:p>
@@ -709,30 +745,30 @@
               <w:t xml:space="preserve">Паспорт </w:t>
             </w:r>
             <w:r>
-              <w:t xml:space="preserve">17 21 290424</w:t>
-            </w:r>
-            <w:r>
-              <w:t xml:space="preserve">, выдан ТП № 2 ОУФМС России по Московской обл. 19.06.2007</w:t>
+              <w:t xml:space="preserve">84 09 974716</w:t>
+            </w:r>
+            <w:r>
+              <w:t xml:space="preserve">, выдан ОУФМС России по Тверской области в Заволжском р-не 06.02.2008</w:t>
             </w:r>
             <w:r>
               <w:t xml:space="preserve">, код подразделения </w:t>
             </w:r>
             <w:r>
-              <w:t xml:space="preserve">718-641</w:t>
-            </w:r>
-          </w:p>
-          <w:p>
-            <w:r>
-              <w:t xml:space="preserve">СНИЛС </w:t>
-            </w:r>
-            <w:r>
-              <w:t xml:space="preserve">657-848-876 85</w:t>
+              <w:t xml:space="preserve">584-846</w:t>
+            </w:r>
+          </w:p>
+          <w:p>
+            <w:r>
+              <w:t xml:space="preserve">СНИЛС № </w:t>
+            </w:r>
+            <w:r>
+              <w:t xml:space="preserve">578 488 766 90</w:t>
             </w:r>
             <w:r>
               <w:t xml:space="preserve"> ИНН </w:t>
             </w:r>
             <w:r>
-              <w:t xml:space="preserve">359256436392</w:t>
+              <w:t xml:space="preserve">592564363620</w:t>
             </w:r>
           </w:p>
           <w:p>
@@ -740,7 +776,7 @@
               <w:t xml:space="preserve">Тел.: </w:t>
             </w:r>
             <w:r>
-              <w:t xml:space="preserve">+7 (812) 428-42-29</w:t>
+              <w:t xml:space="preserve">+7 (495) 893-88-30</w:t>
             </w:r>
           </w:p>
           <w:p>
@@ -748,7 +784,7 @@
               <w:t xml:space="preserve">E-mail: </w:t>
             </w:r>
             <w:r>
-              <w:t xml:space="preserve">smirnova@list.ru</w:t>
+              <w:t xml:space="preserve">zaycev@yandex.ru</w:t>
             </w:r>
           </w:p>
           <w:p/>
@@ -757,7 +793,7 @@
               <w:t xml:space="preserve">______________ </w:t>
             </w:r>
             <w:r>
-              <w:t xml:space="preserve">Смирнова И. П.</w:t>
+              <w:t xml:space="preserve">Зайцев П. М.</w:t>
             </w:r>
           </w:p>
         </w:tc>
@@ -790,7 +826,7 @@
               <w:t xml:space="preserve">ИНН: </w:t>
             </w:r>
             <w:r>
-              <w:t xml:space="preserve">3168</w:t>
+              <w:t xml:space="preserve">1683</w:t>
             </w:r>
           </w:p>
         </w:tc>
@@ -800,7 +836,7 @@
           </w:tcPr>
           <w:p>
             <w:r>
-              <w:t xml:space="preserve">32773103</w:t>
+              <w:t xml:space="preserve">27731766</w:t>
             </w:r>
           </w:p>
         </w:tc>
@@ -812,7 +848,7 @@
           </w:tcPr>
           <w:p>
             <w:r>
-              <w:t xml:space="preserve">Смирнова</w:t>
+              <w:t xml:space="preserve">Зайцев</w:t>
             </w:r>
           </w:p>
         </w:tc>
@@ -822,7 +858,7 @@
           </w:tcPr>
           <w:p>
             <w:r>
-              <w:t xml:space="preserve">Ирина Петровна</w:t>
+              <w:t xml:space="preserve">Пётр Михайлович</w:t>
             </w:r>
           </w:p>
         </w:tc>
@@ -850,7 +886,7 @@
         <w:t xml:space="preserve">Арендатор: _______________ /</w:t>
       </w:r>
       <w:r>
-        <w:t xml:space="preserve">Смирнова Ирина Петровна</w:t>
+        <w:t xml:space="preserve">Зайцев Пётр Михайлович</w:t>
       </w:r>
       <w:r>
         <w:t xml:space="preserve">/</w:t>
@@ -895,19 +931,19 @@
         <w:t xml:space="preserve">Реквизиты для возврата: </w:t>
       </w:r>
       <w:r>
-        <w:t xml:space="preserve">443010, г. Самара, проезд Советская, д. 79, кв. 41</w:t>
+        <w:t xml:space="preserve">603000, г. Нижний Новгород, наб. Мира, д. 75, кв. 149</w:t>
       </w:r>
       <w:r>
         <w:t xml:space="preserve">, ИНН </w:t>
       </w:r>
       <w:r>
-        <w:t xml:space="preserve">2819921375</w:t>
+        <w:t xml:space="preserve">2137767709</w:t>
       </w:r>
       <w:r>
         <w:t xml:space="preserve">, контакт: </w:t>
       </w:r>
       <w:r>
-        <w:t xml:space="preserve">Никитина Дарья Михайловна</w:t>
+        <w:t xml:space="preserve">Смирнова Елена Сергеевна</w:t>
       </w:r>
     </w:p>
   </w:footnote>

--- a/tests/corpus_v2/docs/lease_0012.docx
+++ b/tests/corpus_v2/docs/lease_0012.docx
@@ -363,243 +363,120 @@
         <w:t xml:space="preserve">.</w:t>
       </w:r>
     </w:p>
-    <w:p/>
-    <w:p>
-      <w:r>
-        <w:rPr>
-          <w:b/>
-        </w:rPr>
-        <w:t xml:space="preserve">3. МЕСТО И СРОКИ ИСПОЛНЕНИЯ</w:t>
-      </w:r>
-    </w:p>
-    <w:p>
-      <w:r>
-        <w:t xml:space="preserve">3.1. Место исполнения обязательств: </w:t>
-      </w:r>
-      <w:r>
-        <w:t xml:space="preserve">614000, Краснодарский край, г. Пермь, проезд Заречная, вл. 19, стр. 3, пом. VII</w:t>
-      </w:r>
-      <w:r>
-        <w:t xml:space="preserve">.</w:t>
-      </w:r>
-    </w:p>
-    <w:p>
-      <w:r>
-        <w:t xml:space="preserve">3.2. Уведомления направляются </w:t>
-      </w:r>
-      <w:r>
-        <w:t xml:space="preserve">Зайцеву Петру Михайловичу</w:t>
-      </w:r>
-      <w:r>
-        <w:t xml:space="preserve"> по телефону </w:t>
-      </w:r>
-      <w:r>
-        <w:t xml:space="preserve">+7 (843) 667-70-75</w:t>
-      </w:r>
-      <w:r>
-        <w:t xml:space="preserve">.</w:t>
-      </w:r>
-    </w:p>
-    <w:p>
-      <w:r>
-        <w:t xml:space="preserve">3.3. Срок исполнения обязательств — </w:t>
-      </w:r>
-      <w:r>
-        <w:t xml:space="preserve">в течение сорока пяти банковских дней с момента выставления счета</w:t>
-      </w:r>
-      <w:r>
-        <w:t xml:space="preserve">.</w:t>
-      </w:r>
-    </w:p>
-    <w:p/>
-    <w:p>
-      <w:r>
-        <w:rPr>
-          <w:b/>
-        </w:rPr>
-        <w:t xml:space="preserve">4. ПРОЧИЕ УСЛОВИЯ</w:t>
-      </w:r>
-    </w:p>
-    <w:p>
-      <w:r>
-        <w:t xml:space="preserve">4.1. </w:t>
-      </w:r>
-      <w:r>
-        <w:t xml:space="preserve">Стороны несут ответственность за неисполнение или ненадлежащее исполнение обязательств в соответствии с законодательством Российской Федерации.</w:t>
-      </w:r>
-    </w:p>
-    <w:p>
-      <w:r>
-        <w:t xml:space="preserve">4.2. </w:t>
-      </w:r>
-      <w:r>
-        <w:t xml:space="preserve">Размер неустойки за нарушение сроков оплаты: </w:t>
-      </w:r>
-      <w:r>
-        <w:t xml:space="preserve">1/150 ключевой ставки ЦБ РФ годовых</w:t>
-      </w:r>
-      <w:r>
-        <w:t xml:space="preserve">. Предельный размер ответственности: </w:t>
-      </w:r>
-      <w:r>
-        <w:t xml:space="preserve">20 (двадцать) процентов от цены Договора</w:t>
-      </w:r>
-      <w:r>
-        <w:t xml:space="preserve">.</w:t>
-      </w:r>
-    </w:p>
-    <w:p>
-      <w:r>
-        <w:t xml:space="preserve">4.3. </w:t>
-      </w:r>
-      <w:r>
-        <w:t xml:space="preserve">Стороны освобождаются от ответственности при наступлении обстоятельств непреодолимой силы, если они прямо повлияли на исполнение обязательств.</w:t>
-      </w:r>
-    </w:p>
-    <w:p>
-      <w:r>
-        <w:t xml:space="preserve">4.4. </w:t>
-      </w:r>
-      <w:r>
-        <w:t xml:space="preserve">Сторона, для которой создалась невозможность исполнения, обязана уведомить другую Сторону. Срок уведомления — </w:t>
-      </w:r>
-      <w:r>
-        <w:t xml:space="preserve">в течение 7 (Семи) календарных дней</w:t>
-      </w:r>
-      <w:r>
-        <w:t xml:space="preserve">.</w:t>
-      </w:r>
-    </w:p>
-    <w:p>
-      <w:r>
-        <w:t xml:space="preserve">4.5. </w:t>
-      </w:r>
-      <w:r>
-        <w:t xml:space="preserve">Все споры и разногласия решаются путём переговоров. Претензионный порядок обязателен, срок ответа на претензию — </w:t>
-      </w:r>
-      <w:r>
-        <w:t xml:space="preserve">не позднее 05.07.2026</w:t>
-      </w:r>
-      <w:r>
-        <w:t xml:space="preserve">.</w:t>
-      </w:r>
-    </w:p>
-    <w:p/>
-    <w:p/>
-    <w:p>
-      <w:r>
-        <w:rPr>
-          <w:b/>
-        </w:rPr>
-        <w:t xml:space="preserve">10. ДОПОЛНИТЕЛЬНЫЕ СВЕДЕНИЯ О СТОРОНАХ</w:t>
-      </w:r>
-    </w:p>
-    <w:p>
-      <w:r>
-        <w:t xml:space="preserve">Расчётный счёт (дублирование): </w:t>
-      </w:r>
-      <w:r>
-        <w:t xml:space="preserve">4081 7810 0387 8536 2804</w:t>
-      </w:r>
-    </w:p>
-    <w:p>
-      <w:r>
-        <w:t xml:space="preserve">ИНН (дублирование): </w:t>
-      </w:r>
-      <w:r>
-        <w:t xml:space="preserve">168-327-731766</w:t>
-      </w:r>
-    </w:p>
-    <w:p>
-      <w:r>
-        <w:t xml:space="preserve">Резервный e-mail: </w:t>
-      </w:r>
-      <w:r>
-        <w:t xml:space="preserve">sokolovа@mail.ru</w:t>
-      </w:r>
-    </w:p>
-    <w:p/>
-    <w:p/>
-    <w:p>
-      <w:r>
-        <w:rPr>
-          <w:b/>
-        </w:rPr>
-        <w:t xml:space="preserve">9. КОНТРОЛЬНЫЕ ВЕЛИЧИНЫ</w:t>
-      </w:r>
-    </w:p>
-    <w:p>
-      <w:r>
-        <w:t xml:space="preserve">9.1. Контрольная запись: </w:t>
-      </w:r>
-      <w:r>
-        <w:rPr>
-          <w:b/>
-        </w:rPr>
-        <w:t xml:space="preserve">1/3</w:t>
-      </w:r>
-      <w:r>
-        <w:t xml:space="preserve">00 ключевой ставки ЦБ РФ годовых</w:t>
-      </w:r>
-      <w:r>
-        <w:t xml:space="preserve">.</w:t>
-      </w:r>
-    </w:p>
-    <w:p>
-      <w:r>
-        <w:t xml:space="preserve">9.2. Контрольная запись: </w:t>
-      </w:r>
-      <w:r>
-        <w:rPr>
-          <w:b/>
-        </w:rPr>
-        <w:t xml:space="preserve">в течение 1</w:t>
-      </w:r>
-      <w:r>
-        <w:t xml:space="preserve">4 календарных дней с даты подписания Сторонами акта сдачи-приемки оказанных услуг</w:t>
-      </w:r>
-      <w:r>
-        <w:t xml:space="preserve">.</w:t>
-      </w:r>
-    </w:p>
-    <w:p>
-      <w:r>
-        <w:t xml:space="preserve">9.3. Контрольная запись: </w:t>
-      </w:r>
-      <w:r>
-        <w:rPr>
-          <w:b/>
-        </w:rPr>
-        <w:t xml:space="preserve">8/1</w:t>
-      </w:r>
-      <w:r>
-        <w:t xml:space="preserve">2</w:t>
-      </w:r>
-      <w:r>
-        <w:t xml:space="preserve">.</w:t>
-      </w:r>
-    </w:p>
-    <w:p>
-      <w:r>
-        <w:t xml:space="preserve">9.4. Контрольная запись: </w:t>
-      </w:r>
-      <w:r>
-        <w:t xml:space="preserve">58 900 000,3 (пятьдесят восемь ми‍ллионов девятьсо­т тысяч) рублей</w:t>
-      </w:r>
-      <w:r>
-        <w:t xml:space="preserve">.</w:t>
-      </w:r>
-    </w:p>
-    <w:p/>
-    <w:p>
-      <w:r>
-        <w:rPr>
-          <w:b/>
-        </w:rPr>
-        <w:t xml:space="preserve">РЕКВИЗИТЫ И ПОДПИСИ СТОРОН</w:t>
-      </w:r>
-    </w:p>
-    <w:p/>
+    <w:p>
+      <w:r>
+        <w:t xml:space="preserve">2.5. </w:t>
+      </w:r>
+      <w:r>
+        <w:t xml:space="preserve">Товар маркирован штрихкодом </w:t>
+      </w:r>
+      <w:r>
+        <w:t xml:space="preserve">4607831613131</w:t>
+      </w:r>
+      <w:r>
+        <w:t xml:space="preserve">. Код контрагента по ОКПО — </w:t>
+      </w:r>
+      <w:r>
+        <w:t xml:space="preserve">3391536316</w:t>
+      </w:r>
+      <w:r>
+        <w:t xml:space="preserve">. Оборудование учтено под инвентарным номером </w:t>
+      </w:r>
+      <w:r>
+        <w:t xml:space="preserve">044348234</w:t>
+      </w:r>
+      <w:r>
+        <w:t xml:space="preserve">, складской позиции присвоен номер </w:t>
+      </w:r>
+      <w:r>
+        <w:t xml:space="preserve">403421052</w:t>
+      </w:r>
+      <w:r>
+        <w:t xml:space="preserve">.</w:t>
+      </w:r>
+    </w:p>
+    <w:p>
+      <w:r>
+        <w:t xml:space="preserve">2.6. </w:t>
+      </w:r>
+      <w:r>
+        <w:t xml:space="preserve">Оплата по счёту-фактуре на КБК </w:t>
+      </w:r>
+      <w:r>
+        <w:t xml:space="preserve">18210101011011000180</w:t>
+      </w:r>
+      <w:r>
+        <w:t xml:space="preserve">. ИНН не присвоен, регистрационный № </w:t>
+      </w:r>
+      <w:r>
+        <w:t xml:space="preserve">2389723105</w:t>
+      </w:r>
+      <w:r>
+        <w:t xml:space="preserve">. ИНН не присвоен, платёжный документ № </w:t>
+      </w:r>
+      <w:r>
+        <w:t xml:space="preserve">438748064398</w:t>
+      </w:r>
+      <w:r>
+        <w:t xml:space="preserve">. Заказчик действует в лице </w:t>
+      </w:r>
+      <w:r>
+        <w:t xml:space="preserve">уполномоченного представителя</w:t>
+      </w:r>
+      <w:r>
+        <w:t xml:space="preserve">, назначаемого приказом.</w:t>
+      </w:r>
+    </w:p>
+    <w:p>
+      <w:r>
+        <w:t xml:space="preserve">2.7. </w:t>
+      </w:r>
+      <w:r>
+        <w:t xml:space="preserve">Массовая доля влаги в товаре — </w:t>
+      </w:r>
+      <w:r>
+        <w:t xml:space="preserve">не более 13 %</w:t>
+      </w:r>
+      <w:r>
+        <w:t xml:space="preserve">. Товар подлежит хранению </w:t>
+      </w:r>
+      <w:r>
+        <w:t xml:space="preserve">в течение 12 часов</w:t>
+      </w:r>
+      <w:r>
+        <w:t xml:space="preserve"> при температуре не выше +4 °C. Срок исковой давности по требованиям, вытекающим из Договора, составляет </w:t>
+      </w:r>
+      <w:r>
+        <w:t xml:space="preserve">в течение трёх лет</w:t>
+      </w:r>
+      <w:r>
+        <w:t xml:space="preserve">, как установлено статьёй 196 Гражданского кодекса Российской Федерации. Обработка данных ведётся согласно Федеральному закону от 27.07.2006 № 152-ФЗ </w:t>
+      </w:r>
+      <w:r>
+        <w:t xml:space="preserve">«О персональных данных»</w:t>
+      </w:r>
+      <w:r>
+        <w:t xml:space="preserve">. Товар поставляется под маркой </w:t>
+      </w:r>
+      <w:r>
+        <w:t xml:space="preserve">«Стандарт»</w:t>
+      </w:r>
+      <w:r>
+        <w:t xml:space="preserve">. Влажность определяется </w:t>
+      </w:r>
+      <w:r>
+        <w:t xml:space="preserve">по методу Кьельдаля</w:t>
+      </w:r>
+      <w:r>
+        <w:t xml:space="preserve">. Споры передаются на рассмотрение в Арбитражный суд </w:t>
+      </w:r>
+      <w:r>
+        <w:t xml:space="preserve">города Москвы</w:t>
+      </w:r>
+      <w:r>
+        <w:t xml:space="preserve">.</w:t>
+      </w:r>
+    </w:p>
     <w:tbl>
       <w:tblPr>
         <w:tblW w:w="9360" w:type="dxa"/>
@@ -623,87 +500,7 @@
           </w:tcPr>
           <w:p>
             <w:r>
-              <w:rPr>
-                <w:b/>
-              </w:rPr>
-              <w:t xml:space="preserve">Арендодатель:</w:t>
-            </w:r>
-          </w:p>
-          <w:p>
-            <w:r>
-              <w:t xml:space="preserve">Соколова Светлана Андреевна</w:t>
-            </w:r>
-          </w:p>
-          <w:p>
-            <w:r>
-              <w:t xml:space="preserve">Дата рождения: </w:t>
-            </w:r>
-            <w:r>
-              <w:t xml:space="preserve">09.10.1985</w:t>
-            </w:r>
-          </w:p>
-          <w:p>
-            <w:r>
-              <w:t xml:space="preserve">Адрес регистрации: </w:t>
-            </w:r>
-            <w:r>
-              <w:t xml:space="preserve">394000, Тверская обл., г. Воронеж, ш. Полевая, вл. 16, стр. 2, пом. VII</w:t>
-            </w:r>
-          </w:p>
-          <w:p>
-            <w:r>
-              <w:t xml:space="preserve">Паспорт </w:t>
-            </w:r>
-            <w:r>
-              <w:t xml:space="preserve">28 25 091224</w:t>
-            </w:r>
-            <w:r>
-              <w:t xml:space="preserve">, выдан ОВД «Тропарёво» г. Москвы 09.11.2014</w:t>
-            </w:r>
-            <w:r>
-              <w:t xml:space="preserve">, код подразделения </w:t>
-            </w:r>
-            <w:r>
-              <w:t xml:space="preserve">598-910</w:t>
-            </w:r>
-          </w:p>
-          <w:p>
-            <w:r>
-              <w:t xml:space="preserve">СНИЛС № </w:t>
-            </w:r>
-            <w:r>
-              <w:t xml:space="preserve">981 682 993 82</w:t>
-            </w:r>
-            <w:r>
-              <w:t xml:space="preserve"> ИНН </w:t>
-            </w:r>
-            <w:r>
-              <w:t xml:space="preserve">168327731766</w:t>
-            </w:r>
-          </w:p>
-          <w:p>
-            <w:r>
-              <w:t xml:space="preserve">Тел.: </w:t>
-            </w:r>
-            <w:r>
-              <w:t xml:space="preserve">+7 (846) 353-10-65</w:t>
-            </w:r>
-          </w:p>
-          <w:p>
-            <w:r>
-              <w:t xml:space="preserve">E-mail: </w:t>
-            </w:r>
-            <w:r>
-              <w:t xml:space="preserve">sokolova@corp-tehno.ru</w:t>
-            </w:r>
-          </w:p>
-          <w:p/>
-          <w:p>
-            <w:r>
-              <w:t xml:space="preserve">______________ </w:t>
-            </w:r>
-            <w:r>
-              <w:t xml:space="preserve">Соколова С. А.</w:t>
+              <w:t xml:space="preserve">8</w:t>
             </w:r>
           </w:p>
         </w:tc>
@@ -713,92 +510,248 @@
           </w:tcPr>
           <w:p>
             <w:r>
-              <w:rPr>
-                <w:b/>
-              </w:rPr>
-              <w:t xml:space="preserve">Арендатор:</w:t>
-            </w:r>
-          </w:p>
-          <w:p>
-            <w:r>
-              <w:t xml:space="preserve">Зайцев Пётр Михайлович</w:t>
-            </w:r>
-          </w:p>
-          <w:p>
-            <w:r>
-              <w:t xml:space="preserve">Дата рождения: </w:t>
-            </w:r>
-            <w:r>
-              <w:t xml:space="preserve">19.11.1962</w:t>
-            </w:r>
-          </w:p>
-          <w:p>
-            <w:r>
-              <w:t xml:space="preserve">Адрес регистрации: </w:t>
-            </w:r>
-            <w:r>
-              <w:t xml:space="preserve">143000, Ленинградская обл., г. Одинцово, проезд Победы, вл. 20, стр. 5, пом. VII</w:t>
-            </w:r>
-          </w:p>
-          <w:p>
-            <w:r>
-              <w:t xml:space="preserve">Паспорт </w:t>
-            </w:r>
-            <w:r>
-              <w:t xml:space="preserve">84 09 974716</w:t>
-            </w:r>
-            <w:r>
-              <w:t xml:space="preserve">, выдан ОУФМС России по Тверской области в Заволжском р-не 06.02.2008</w:t>
-            </w:r>
-            <w:r>
-              <w:t xml:space="preserve">, код подразделения </w:t>
-            </w:r>
-            <w:r>
-              <w:t xml:space="preserve">584-846</w:t>
-            </w:r>
-          </w:p>
-          <w:p>
-            <w:r>
-              <w:t xml:space="preserve">СНИЛС № </w:t>
-            </w:r>
-            <w:r>
-              <w:t xml:space="preserve">578 488 766 90</w:t>
-            </w:r>
-            <w:r>
-              <w:t xml:space="preserve"> ИНН </w:t>
-            </w:r>
-            <w:r>
-              <w:t xml:space="preserve">592564363620</w:t>
-            </w:r>
-          </w:p>
-          <w:p>
-            <w:r>
-              <w:t xml:space="preserve">Тел.: </w:t>
-            </w:r>
-            <w:r>
-              <w:t xml:space="preserve">+7 (495) 893-88-30</w:t>
-            </w:r>
-          </w:p>
-          <w:p>
-            <w:r>
-              <w:t xml:space="preserve">E-mail: </w:t>
-            </w:r>
-            <w:r>
-              <w:t xml:space="preserve">zaycev@yandex.ru</w:t>
-            </w:r>
-          </w:p>
-          <w:p/>
-          <w:p>
-            <w:r>
-              <w:t xml:space="preserve">______________ </w:t>
-            </w:r>
-            <w:r>
-              <w:t xml:space="preserve">Зайцев П. М.</w:t>
+              <w:t xml:space="preserve">5453726745</w:t>
             </w:r>
           </w:p>
         </w:tc>
       </w:tr>
     </w:tbl>
+    <w:p/>
+    <w:p>
+      <w:r>
+        <w:rPr>
+          <w:b/>
+        </w:rPr>
+        <w:t xml:space="preserve">3. МЕСТО И СРОКИ ИСПОЛНЕНИЯ</w:t>
+      </w:r>
+    </w:p>
+    <w:p>
+      <w:r>
+        <w:t xml:space="preserve">3.1. Место исполнения обязательств: </w:t>
+      </w:r>
+      <w:r>
+        <w:t xml:space="preserve">443010, Свердловская обл., г. Самара, проезд Пушкина, вл. 66, стр. 5, пом. VII</w:t>
+      </w:r>
+      <w:r>
+        <w:t xml:space="preserve">.</w:t>
+      </w:r>
+    </w:p>
+    <w:p>
+      <w:r>
+        <w:t xml:space="preserve">3.2. Уведомления направляются </w:t>
+      </w:r>
+      <w:r>
+        <w:t xml:space="preserve">Зайцеву Петру Михайловичу</w:t>
+      </w:r>
+      <w:r>
+        <w:t xml:space="preserve"> по телефону </w:t>
+      </w:r>
+      <w:r>
+        <w:t xml:space="preserve">+7 (843) 816-74-89</w:t>
+      </w:r>
+      <w:r>
+        <w:t xml:space="preserve">.</w:t>
+      </w:r>
+    </w:p>
+    <w:p>
+      <w:r>
+        <w:t xml:space="preserve">3.3. Срок исполнения обязательств — </w:t>
+      </w:r>
+      <w:r>
+        <w:t xml:space="preserve">в течение пяти банковских дней с момента выставления счета</w:t>
+      </w:r>
+      <w:r>
+        <w:t xml:space="preserve">.</w:t>
+      </w:r>
+    </w:p>
+    <w:p/>
+    <w:p>
+      <w:r>
+        <w:rPr>
+          <w:b/>
+        </w:rPr>
+        <w:t xml:space="preserve">4. ПРОЧИЕ УСЛОВИЯ</w:t>
+      </w:r>
+    </w:p>
+    <w:p>
+      <w:r>
+        <w:t xml:space="preserve">4.1. </w:t>
+      </w:r>
+      <w:r>
+        <w:t xml:space="preserve">Стороны несут ответственность за неисполнение или ненадлежащее исполнение обязательств в соответствии с законодательством Российской Федерации.</w:t>
+      </w:r>
+    </w:p>
+    <w:p>
+      <w:r>
+        <w:t xml:space="preserve">4.2. </w:t>
+      </w:r>
+      <w:r>
+        <w:t xml:space="preserve">Размер неустойки за нарушение сроков оплаты: </w:t>
+      </w:r>
+      <w:r>
+        <w:t xml:space="preserve">1/150 ключевой ставки ЦБ РФ годовых</w:t>
+      </w:r>
+      <w:r>
+        <w:t xml:space="preserve">. Предельный размер ответственности: </w:t>
+      </w:r>
+      <w:r>
+        <w:t xml:space="preserve">7 (семь) процентов от цены Договора</w:t>
+      </w:r>
+      <w:r>
+        <w:t xml:space="preserve">.</w:t>
+      </w:r>
+    </w:p>
+    <w:p>
+      <w:r>
+        <w:t xml:space="preserve">4.3. </w:t>
+      </w:r>
+      <w:r>
+        <w:t xml:space="preserve">Стороны освобождаются от ответственности при наступлении обстоятельств непреодолимой силы, если они прямо повлияли на исполнение обязательств.</w:t>
+      </w:r>
+    </w:p>
+    <w:p>
+      <w:r>
+        <w:t xml:space="preserve">4.4. </w:t>
+      </w:r>
+      <w:r>
+        <w:t xml:space="preserve">Сторона, для которой создалась невозможность исполнения, обязана уведомить другую Сторону. Срок уведомления — </w:t>
+      </w:r>
+      <w:r>
+        <w:t xml:space="preserve">в течение 7 (Семи) календарных дней</w:t>
+      </w:r>
+      <w:r>
+        <w:t xml:space="preserve">.</w:t>
+      </w:r>
+    </w:p>
+    <w:p>
+      <w:r>
+        <w:t xml:space="preserve">4.5. </w:t>
+      </w:r>
+      <w:r>
+        <w:t xml:space="preserve">Все споры и разногласия решаются путём переговоров. Претензионный порядок обязателен, срок ответа на претензию — </w:t>
+      </w:r>
+      <w:r>
+        <w:t xml:space="preserve">не позднее 25.12.2025</w:t>
+      </w:r>
+      <w:r>
+        <w:t xml:space="preserve">.</w:t>
+      </w:r>
+    </w:p>
+    <w:p/>
+    <w:p/>
+    <w:p>
+      <w:r>
+        <w:rPr>
+          <w:b/>
+        </w:rPr>
+        <w:t xml:space="preserve">10. ДОПОЛНИТЕЛЬНЫЕ СВЕДЕНИЯ О СТОРОНАХ</w:t>
+      </w:r>
+    </w:p>
+    <w:p>
+      <w:r>
+        <w:t xml:space="preserve">Расчётный счёт (дублирование): </w:t>
+      </w:r>
+      <w:r>
+        <w:t xml:space="preserve">4081 7810 0387 8536 2804</w:t>
+      </w:r>
+    </w:p>
+    <w:p>
+      <w:r>
+        <w:t xml:space="preserve">ИНН (дублирование): </w:t>
+      </w:r>
+      <w:r>
+        <w:t xml:space="preserve">168-327-731766</w:t>
+      </w:r>
+    </w:p>
+    <w:p>
+      <w:r>
+        <w:t xml:space="preserve">Резервный e-mail: </w:t>
+      </w:r>
+      <w:r>
+        <w:t xml:space="preserve">sokolovа@romashka.ru</w:t>
+      </w:r>
+    </w:p>
+    <w:p/>
+    <w:p/>
+    <w:p>
+      <w:r>
+        <w:rPr>
+          <w:b/>
+        </w:rPr>
+        <w:t xml:space="preserve">9. КОНТРОЛЬНЫЕ ВЕЛИЧИНЫ</w:t>
+      </w:r>
+    </w:p>
+    <w:p>
+      <w:r>
+        <w:t xml:space="preserve">9.1. Контрольная запись: </w:t>
+      </w:r>
+      <w:r>
+        <w:rPr>
+          <w:b/>
+        </w:rPr>
+        <w:t xml:space="preserve">1/3</w:t>
+      </w:r>
+      <w:r>
+        <w:t xml:space="preserve">00 ключевой ставки ЦБ РФ годовых</w:t>
+      </w:r>
+      <w:r>
+        <w:t xml:space="preserve">.</w:t>
+      </w:r>
+    </w:p>
+    <w:p>
+      <w:r>
+        <w:t xml:space="preserve">9.2. Контрольная запись: </w:t>
+      </w:r>
+      <w:r>
+        <w:rPr>
+          <w:b/>
+        </w:rPr>
+        <w:t xml:space="preserve">в течение 3</w:t>
+      </w:r>
+      <w:r>
+        <w:t xml:space="preserve">0 календарных дней с даты подписания Сторонами акта сдачи-приемки оказанных услуг</w:t>
+      </w:r>
+      <w:r>
+        <w:t xml:space="preserve">.</w:t>
+      </w:r>
+    </w:p>
+    <w:p>
+      <w:r>
+        <w:t xml:space="preserve">9.3. Контрольная запись: </w:t>
+      </w:r>
+      <w:r>
+        <w:rPr>
+          <w:b/>
+        </w:rPr>
+        <w:t xml:space="preserve">5/2</w:t>
+      </w:r>
+      <w:r>
+        <w:t xml:space="preserve">0</w:t>
+      </w:r>
+      <w:r>
+        <w:t xml:space="preserve">.</w:t>
+      </w:r>
+    </w:p>
+    <w:p>
+      <w:r>
+        <w:t xml:space="preserve">9.4. Контрольная запись: </w:t>
+      </w:r>
+      <w:r>
+        <w:t xml:space="preserve">8 550 000,2 (восемь милл ионов пятьсот ­пятьдесят тысяч) рублей</w:t>
+      </w:r>
+      <w:r>
+        <w:t xml:space="preserve">.</w:t>
+      </w:r>
+    </w:p>
+    <w:p/>
+    <w:p>
+      <w:r>
+        <w:rPr>
+          <w:b/>
+        </w:rPr>
+        <w:t xml:space="preserve">РЕКВИЗИТЫ И ПОДПИСИ СТОРОН</w:t>
+      </w:r>
+    </w:p>
     <w:p/>
     <w:tbl>
       <w:tblPr>
@@ -823,6 +776,206 @@
           </w:tcPr>
           <w:p>
             <w:r>
+              <w:rPr>
+                <w:b/>
+              </w:rPr>
+              <w:t xml:space="preserve">Арендодатель:</w:t>
+            </w:r>
+          </w:p>
+          <w:p>
+            <w:r>
+              <w:t xml:space="preserve">Соколова Светлана Андреевна</w:t>
+            </w:r>
+          </w:p>
+          <w:p>
+            <w:r>
+              <w:t xml:space="preserve">Дата рождения: </w:t>
+            </w:r>
+            <w:r>
+              <w:t xml:space="preserve">09.10.1985</w:t>
+            </w:r>
+          </w:p>
+          <w:p>
+            <w:r>
+              <w:t xml:space="preserve">Адрес регистрации: </w:t>
+            </w:r>
+            <w:r>
+              <w:t xml:space="preserve">143000, Республика Татарстан, г. Одинцово, ш. Ленинградская, вл. 13, стр. 5, пом. VII</w:t>
+            </w:r>
+          </w:p>
+          <w:p>
+            <w:r>
+              <w:t xml:space="preserve">Паспорт </w:t>
+            </w:r>
+            <w:r>
+              <w:t xml:space="preserve">28 25 091224</w:t>
+            </w:r>
+            <w:r>
+              <w:t xml:space="preserve">, выдан ОВД «Тропарёво» г. Москвы 09.11.2014</w:t>
+            </w:r>
+            <w:r>
+              <w:t xml:space="preserve">, код подразделения </w:t>
+            </w:r>
+            <w:r>
+              <w:t xml:space="preserve">598-910</w:t>
+            </w:r>
+          </w:p>
+          <w:p>
+            <w:r>
+              <w:t xml:space="preserve">СНИЛС № </w:t>
+            </w:r>
+            <w:r>
+              <w:t xml:space="preserve">981 682 993 82</w:t>
+            </w:r>
+            <w:r>
+              <w:t xml:space="preserve"> ИНН </w:t>
+            </w:r>
+            <w:r>
+              <w:t xml:space="preserve">168327731766</w:t>
+            </w:r>
+          </w:p>
+          <w:p>
+            <w:r>
+              <w:t xml:space="preserve">Тел.: </w:t>
+            </w:r>
+            <w:r>
+              <w:t xml:space="preserve">+7 (383) 242-22-39</w:t>
+            </w:r>
+          </w:p>
+          <w:p>
+            <w:r>
+              <w:t xml:space="preserve">E-mail: </w:t>
+            </w:r>
+            <w:r>
+              <w:t xml:space="preserve">sokolova@sibtrans.ru</w:t>
+            </w:r>
+          </w:p>
+          <w:p/>
+          <w:p>
+            <w:r>
+              <w:t xml:space="preserve">______________ </w:t>
+            </w:r>
+            <w:r>
+              <w:t xml:space="preserve">Соколова С. А.</w:t>
+            </w:r>
+          </w:p>
+        </w:tc>
+        <w:tc>
+          <w:tcPr>
+            <w:tcW w:w="4680" w:type="dxa"/>
+          </w:tcPr>
+          <w:p>
+            <w:r>
+              <w:rPr>
+                <w:b/>
+              </w:rPr>
+              <w:t xml:space="preserve">Арендатор:</w:t>
+            </w:r>
+          </w:p>
+          <w:p>
+            <w:r>
+              <w:t xml:space="preserve">Зайцев Пётр Михайлович</w:t>
+            </w:r>
+          </w:p>
+          <w:p>
+            <w:r>
+              <w:t xml:space="preserve">Дата рождения: </w:t>
+            </w:r>
+            <w:r>
+              <w:t xml:space="preserve">19.11.1962</w:t>
+            </w:r>
+          </w:p>
+          <w:p>
+            <w:r>
+              <w:t xml:space="preserve">Адрес регистрации: </w:t>
+            </w:r>
+            <w:r>
+              <w:t xml:space="preserve">620014, Московская обл., г. Екатеринбург, наб. Лесная, вл. 61, стр. 4, пом. VII</w:t>
+            </w:r>
+          </w:p>
+          <w:p>
+            <w:r>
+              <w:t xml:space="preserve">Паспорт </w:t>
+            </w:r>
+            <w:r>
+              <w:t xml:space="preserve">84 09 974716</w:t>
+            </w:r>
+            <w:r>
+              <w:t xml:space="preserve">, выдан ОУФМС России по Тверской области в Заволжском р-не 06.02.2008</w:t>
+            </w:r>
+            <w:r>
+              <w:t xml:space="preserve">, код подразделения </w:t>
+            </w:r>
+            <w:r>
+              <w:t xml:space="preserve">584-846</w:t>
+            </w:r>
+          </w:p>
+          <w:p>
+            <w:r>
+              <w:t xml:space="preserve">СНИЛС № </w:t>
+            </w:r>
+            <w:r>
+              <w:t xml:space="preserve">578 488 766 90</w:t>
+            </w:r>
+            <w:r>
+              <w:t xml:space="preserve"> ИНН </w:t>
+            </w:r>
+            <w:r>
+              <w:t xml:space="preserve">592564363620</w:t>
+            </w:r>
+          </w:p>
+          <w:p>
+            <w:r>
+              <w:t xml:space="preserve">Тел.: </w:t>
+            </w:r>
+            <w:r>
+              <w:t xml:space="preserve">+7 (495) 241-30-24</w:t>
+            </w:r>
+          </w:p>
+          <w:p>
+            <w:r>
+              <w:t xml:space="preserve">E-mail: </w:t>
+            </w:r>
+            <w:r>
+              <w:t xml:space="preserve">zaycev@yandex.ru</w:t>
+            </w:r>
+          </w:p>
+          <w:p/>
+          <w:p>
+            <w:r>
+              <w:t xml:space="preserve">______________ </w:t>
+            </w:r>
+            <w:r>
+              <w:t xml:space="preserve">Зайцев П. М.</w:t>
+            </w:r>
+          </w:p>
+        </w:tc>
+      </w:tr>
+    </w:tbl>
+    <w:p/>
+    <w:tbl>
+      <w:tblPr>
+        <w:tblW w:w="9360" w:type="dxa"/>
+        <w:tblBorders>
+          <w:top w:val="single" w:sz="4" w:color="auto"/>
+          <w:left w:val="single" w:sz="4" w:color="auto"/>
+          <w:bottom w:val="single" w:sz="4" w:color="auto"/>
+          <w:right w:val="single" w:sz="4" w:color="auto"/>
+          <w:insideH w:val="single" w:sz="4" w:color="auto"/>
+          <w:insideV w:val="single" w:sz="4" w:color="auto"/>
+        </w:tblBorders>
+      </w:tblPr>
+      <w:tblGrid>
+        <w:gridCol w:w="4680"/>
+        <w:gridCol w:w="4680"/>
+      </w:tblGrid>
+      <w:tr>
+        <w:tc>
+          <w:tcPr>
+            <w:tcW w:w="4680" w:type="dxa"/>
+          </w:tcPr>
+          <w:p>
+            <w:r>
               <w:t xml:space="preserve">ИНН: </w:t>
             </w:r>
             <w:r>
@@ -931,19 +1084,19 @@
         <w:t xml:space="preserve">Реквизиты для возврата: </w:t>
       </w:r>
       <w:r>
-        <w:t xml:space="preserve">603000, г. Нижний Новгород, наб. Мира, д. 75, кв. 149</w:t>
+        <w:t xml:space="preserve">344002, г. Ростов-на-Дону, ул. Победы, д. 39, кв. 69</w:t>
       </w:r>
       <w:r>
         <w:t xml:space="preserve">, ИНН </w:t>
       </w:r>
       <w:r>
-        <w:t xml:space="preserve">2137767709</w:t>
+        <w:t xml:space="preserve">3574692960</w:t>
       </w:r>
       <w:r>
         <w:t xml:space="preserve">, контакт: </w:t>
       </w:r>
       <w:r>
-        <w:t xml:space="preserve">Смирнова Елена Сергеевна</w:t>
+        <w:t xml:space="preserve">Крылова Юлия Павловна</w:t>
       </w:r>
     </w:p>
   </w:footnote>

--- a/tests/corpus_v2/docs/lease_0012.docx
+++ b/tests/corpus_v2/docs/lease_0012.docx
@@ -27,19 +27,19 @@
         <w:rPr>
           <w:b/>
         </w:rPr>
-        <w:t xml:space="preserve">52Ф-64065/16-255Д</w:t>
-      </w:r>
-    </w:p>
-    <w:p/>
-    <w:p>
-      <w:r>
-        <w:t xml:space="preserve">г. Одинцово</w:t>
+        <w:t xml:space="preserve">88Ф-14447/22-501Д</w:t>
+      </w:r>
+    </w:p>
+    <w:p/>
+    <w:p>
+      <w:r>
+        <w:t xml:space="preserve">г. Пермь</w:t>
       </w:r>
       <w:r>
         <w:t xml:space="preserve">     </w:t>
       </w:r>
       <w:r>
-        <w:t xml:space="preserve">11.04.2025 г.</w:t>
+        <w:t xml:space="preserve">07.04.2024 г.</w:t>
       </w:r>
     </w:p>
     <w:p/>
@@ -60,19 +60,19 @@
         <w:t xml:space="preserve">, выдан </w:t>
       </w:r>
       <w:r>
-        <w:t xml:space="preserve">ОВД «Тропарёво» г. Москвы</w:t>
+        <w:t xml:space="preserve">ГУ МВД России по г. Москве</w:t>
       </w:r>
       <w:r>
         <w:t xml:space="preserve"> </w:t>
       </w:r>
       <w:r>
-        <w:t xml:space="preserve">09.11.2014</w:t>
+        <w:t xml:space="preserve">19.01.2010</w:t>
       </w:r>
       <w:r>
         <w:t xml:space="preserve">, код подразделения </w:t>
       </w:r>
       <w:r>
-        <w:t xml:space="preserve">598-910</w:t>
+        <w:t xml:space="preserve">668-653</w:t>
       </w:r>
       <w:r>
         <w:t xml:space="preserve">, именуемая в дальнейшем «Арендодатель»</w:t>
@@ -81,7 +81,7 @@
         <w:t xml:space="preserve">, с одной стороны, и </w:t>
       </w:r>
       <w:r>
-        <w:t xml:space="preserve">Зайцев Пётр Михайлович</w:t>
+        <w:t xml:space="preserve">Смирнова Ирина Петровна</w:t>
       </w:r>
       <w:r>
         <w:t xml:space="preserve">, </w:t>
@@ -90,34 +90,34 @@
         <w:t xml:space="preserve">паспорт </w:t>
       </w:r>
       <w:r>
-        <w:t xml:space="preserve">84 09 974716</w:t>
+        <w:t xml:space="preserve">17 21 290424</w:t>
       </w:r>
       <w:r>
         <w:t xml:space="preserve">, выдан </w:t>
       </w:r>
       <w:r>
-        <w:t xml:space="preserve">ОУФМС России по Тверской области в Заволжском р-не</w:t>
+        <w:t xml:space="preserve">ТП № 2 ОУФМС России по Московской обл.</w:t>
       </w:r>
       <w:r>
         <w:t xml:space="preserve"> </w:t>
       </w:r>
       <w:r>
-        <w:t xml:space="preserve">06.02.2008</w:t>
+        <w:t xml:space="preserve">19.06.2007</w:t>
       </w:r>
       <w:r>
         <w:t xml:space="preserve">, код подразделения </w:t>
       </w:r>
       <w:r>
-        <w:t xml:space="preserve">584-846</w:t>
-      </w:r>
-      <w:r>
-        <w:t xml:space="preserve">, именуемый в дальнейшем «Арендатор»</w:t>
+        <w:t xml:space="preserve">718-641</w:t>
+      </w:r>
+      <w:r>
+        <w:t xml:space="preserve">, именуемая в дальнейшем «Арендатор»</w:t>
       </w:r>
       <w:r>
         <w:t xml:space="preserve">, с другой стороны, совместно именуемые «Стороны», заключили настоящий Договор № </w:t>
       </w:r>
       <w:r>
-        <w:t xml:space="preserve">81/2024-К</w:t>
+        <w:t xml:space="preserve">30/2025-С</w:t>
       </w:r>
       <w:r>
         <w:t xml:space="preserve"> (далее — Договор) о нижеследующем:</w:t>
@@ -159,7 +159,7 @@
         <w:t xml:space="preserve">Срок передачи помещения по акту приёма-передачи — </w:t>
       </w:r>
       <w:r>
-        <w:t xml:space="preserve">в течение 20 рабочих дней с момента заключения контракта</w:t>
+        <w:t xml:space="preserve">в течение 30 рабочих дней с момента заключения контракта</w:t>
       </w:r>
       <w:r>
         <w:t xml:space="preserve">.</w:t>
@@ -173,7 +173,7 @@
         <w:t xml:space="preserve">Арендная плата за месяц: </w:t>
       </w:r>
       <w:r>
-        <w:t xml:space="preserve">424000 (Четыреста двадцать четыре тысячи) руб.</w:t>
+        <w:t xml:space="preserve">98600000 (Девяносто восемь миллионов шестьсот тысяч) руб.</w:t>
       </w:r>
       <w:r>
         <w:t xml:space="preserve">, включая НДС </w:t>
@@ -185,7 +185,7 @@
         <w:t xml:space="preserve"> в размере </w:t>
       </w:r>
       <w:r>
-        <w:t xml:space="preserve">9 590 000,3 (девять миллионов пятьсот девяносто тысяч) рублей</w:t>
+        <w:t xml:space="preserve">6 680 000,6 (шесть миллионов шестьсот восемьдесят тысяч) рублей</w:t>
       </w:r>
       <w:r>
         <w:t xml:space="preserve">. Плата вносится ежемесячно не позднее 10-го числа текущего месяца.</w:t>
@@ -213,7 +213,7 @@
         <w:t xml:space="preserve">2.1. Общая цена Договора: </w:t>
       </w:r>
       <w:r>
-        <w:t xml:space="preserve">5960000 рублей 0 коп.</w:t>
+        <w:t xml:space="preserve">1680000 рублей 0 коп.</w:t>
       </w:r>
       <w:r>
         <w:t xml:space="preserve">.</w:t>
@@ -235,7 +235,7 @@
         <w:t xml:space="preserve">2.3. Срок оплаты — </w:t>
       </w:r>
       <w:r>
-        <w:t xml:space="preserve">в течение 24 месяцев с момента заключения контракта</w:t>
+        <w:t xml:space="preserve">в течение 6 месяцев с момента заключения контракта</w:t>
       </w:r>
       <w:r>
         <w:t xml:space="preserve">.</w:t>
@@ -255,7 +255,7 @@
         <w:t xml:space="preserve">, артикул </w:t>
       </w:r>
       <w:r>
-        <w:t xml:space="preserve">RM-4835-45</w:t>
+        <w:t xml:space="preserve">RM-4340-90</w:t>
       </w:r>
       <w:r>
         <w:t xml:space="preserve">, код </w:t>
@@ -315,43 +315,43 @@
         <w:t xml:space="preserve">. Товар отгружается с сопроводительным документом паспорт качества № </w:t>
       </w:r>
       <w:r>
+        <w:t xml:space="preserve">52 08 293455</w:t>
+      </w:r>
+      <w:r>
+        <w:t xml:space="preserve">. К партии приложен паспорт изделия № </w:t>
+      </w:r>
+      <w:r>
         <w:t xml:space="preserve">23 11 905120</w:t>
       </w:r>
       <w:r>
-        <w:t xml:space="preserve">. К партии приложен паспорт изделия № </w:t>
+        <w:t xml:space="preserve">. Оборудование поставляется с паспортом транспортного средства № </w:t>
       </w:r>
       <w:r>
         <w:t xml:space="preserve">46 14 102068</w:t>
       </w:r>
       <w:r>
-        <w:t xml:space="preserve">. Оборудование поставляется с паспортом транспортного средства № </w:t>
+        <w:t xml:space="preserve">. Приёмка производится согласно техническому паспорту </w:t>
       </w:r>
       <w:r>
         <w:t xml:space="preserve">31 13 601343</w:t>
       </w:r>
       <w:r>
-        <w:t xml:space="preserve">. Приёмка производится согласно техническому паспорту </w:t>
-      </w:r>
-      <w:r>
-        <w:t xml:space="preserve">08 24 568368</w:t>
-      </w:r>
-      <w:r>
         <w:t xml:space="preserve">. СНИЛС не указан, номер заказа </w:t>
       </w:r>
       <w:r>
-        <w:t xml:space="preserve">377-782-548 97</w:t>
+        <w:t xml:space="preserve">058-755-556 47</w:t>
       </w:r>
       <w:r>
         <w:t xml:space="preserve">. Дата рождения не проставлена, документ выдан </w:t>
       </w:r>
       <w:r>
-        <w:t xml:space="preserve">13.07.2017</w:t>
+        <w:t xml:space="preserve">25.09.2021</w:t>
       </w:r>
       <w:r>
         <w:t xml:space="preserve">. Код подразделения, см. артикул </w:t>
       </w:r>
       <w:r>
-        <w:t xml:space="preserve">889-379</w:t>
+        <w:t xml:space="preserve">422-942</w:t>
       </w:r>
       <w:r>
         <w:t xml:space="preserve">. Цена — </w:t>
@@ -371,25 +371,25 @@
         <w:t xml:space="preserve">Товар маркирован штрихкодом </w:t>
       </w:r>
       <w:r>
-        <w:t xml:space="preserve">4607831613131</w:t>
+        <w:t xml:space="preserve">4605883004674</w:t>
       </w:r>
       <w:r>
         <w:t xml:space="preserve">. Код контрагента по ОКПО — </w:t>
       </w:r>
       <w:r>
-        <w:t xml:space="preserve">3391536316</w:t>
+        <w:t xml:space="preserve">5408115284</w:t>
       </w:r>
       <w:r>
         <w:t xml:space="preserve">. Оборудование учтено под инвентарным номером </w:t>
       </w:r>
       <w:r>
-        <w:t xml:space="preserve">044348234</w:t>
+        <w:t xml:space="preserve">049300705</w:t>
       </w:r>
       <w:r>
         <w:t xml:space="preserve">, складской позиции присвоен номер </w:t>
       </w:r>
       <w:r>
-        <w:t xml:space="preserve">403421052</w:t>
+        <w:t xml:space="preserve">776442771</w:t>
       </w:r>
       <w:r>
         <w:t xml:space="preserve">.</w:t>
@@ -403,19 +403,19 @@
         <w:t xml:space="preserve">Оплата по счёту-фактуре на КБК </w:t>
       </w:r>
       <w:r>
-        <w:t xml:space="preserve">18210101011011000180</w:t>
+        <w:t xml:space="preserve">18210101011011000170</w:t>
       </w:r>
       <w:r>
         <w:t xml:space="preserve">. ИНН не присвоен, регистрационный № </w:t>
       </w:r>
       <w:r>
-        <w:t xml:space="preserve">2389723105</w:t>
+        <w:t xml:space="preserve">6480879422</w:t>
       </w:r>
       <w:r>
         <w:t xml:space="preserve">. ИНН не присвоен, платёжный документ № </w:t>
       </w:r>
       <w:r>
-        <w:t xml:space="preserve">438748064398</w:t>
+        <w:t xml:space="preserve">613715611166</w:t>
       </w:r>
       <w:r>
         <w:t xml:space="preserve">. Заказчик действует в лице </w:t>
@@ -435,7 +435,7 @@
         <w:t xml:space="preserve">Массовая доля влаги в товаре — </w:t>
       </w:r>
       <w:r>
-        <w:t xml:space="preserve">не более 13 %</w:t>
+        <w:t xml:space="preserve">не более 10 %</w:t>
       </w:r>
       <w:r>
         <w:t xml:space="preserve">. Товар подлежит хранению </w:t>
@@ -510,7 +510,7 @@
           </w:tcPr>
           <w:p>
             <w:r>
-              <w:t xml:space="preserve">5453726745</w:t>
+              <w:t xml:space="preserve">1565998673</w:t>
             </w:r>
           </w:p>
         </w:tc>
@@ -530,7 +530,7 @@
         <w:t xml:space="preserve">3.1. Место исполнения обязательств: </w:t>
       </w:r>
       <w:r>
-        <w:t xml:space="preserve">443010, Свердловская обл., г. Самара, проезд Пушкина, вл. 66, стр. 5, пом. VII</w:t>
+        <w:t xml:space="preserve">141400, г. Химки, ул. Космонавтов, д. 73, кв. 168</w:t>
       </w:r>
       <w:r>
         <w:t xml:space="preserve">.</w:t>
@@ -541,13 +541,13 @@
         <w:t xml:space="preserve">3.2. Уведомления направляются </w:t>
       </w:r>
       <w:r>
-        <w:t xml:space="preserve">Зайцеву Петру Михайловичу</w:t>
+        <w:t xml:space="preserve">Смирновой Ирине Петровне</w:t>
       </w:r>
       <w:r>
         <w:t xml:space="preserve"> по телефону </w:t>
       </w:r>
       <w:r>
-        <w:t xml:space="preserve">+7 (843) 816-74-89</w:t>
+        <w:t xml:space="preserve">+7 (499) 873-75-67 доб. 654</w:t>
       </w:r>
       <w:r>
         <w:t xml:space="preserve">.</w:t>
@@ -558,7 +558,7 @@
         <w:t xml:space="preserve">3.3. Срок исполнения обязательств — </w:t>
       </w:r>
       <w:r>
-        <w:t xml:space="preserve">в течение пяти банковских дней с момента выставления счета</w:t>
+        <w:t xml:space="preserve">в течение тридцати банковских дней с момента выставления счета</w:t>
       </w:r>
       <w:r>
         <w:t xml:space="preserve">.</w:t>
@@ -595,7 +595,7 @@
         <w:t xml:space="preserve">. Предельный размер ответственности: </w:t>
       </w:r>
       <w:r>
-        <w:t xml:space="preserve">7 (семь) процентов от цены Договора</w:t>
+        <w:t xml:space="preserve">20 (двадцать) процентов от цены Договора</w:t>
       </w:r>
       <w:r>
         <w:t xml:space="preserve">.</w:t>
@@ -617,7 +617,7 @@
         <w:t xml:space="preserve">Сторона, для которой создалась невозможность исполнения, обязана уведомить другую Сторону. Срок уведомления — </w:t>
       </w:r>
       <w:r>
-        <w:t xml:space="preserve">в течение 7 (Семи) календарных дней</w:t>
+        <w:t xml:space="preserve">в течение 5 (Пяти) календарных дней</w:t>
       </w:r>
       <w:r>
         <w:t xml:space="preserve">.</w:t>
@@ -631,7 +631,7 @@
         <w:t xml:space="preserve">Все споры и разногласия решаются путём переговоров. Претензионный порядок обязателен, срок ответа на претензию — </w:t>
       </w:r>
       <w:r>
-        <w:t xml:space="preserve">не позднее 25.12.2025</w:t>
+        <w:t xml:space="preserve">не позднее 07.03.2025</w:t>
       </w:r>
       <w:r>
         <w:t xml:space="preserve">.</w:t>
@@ -652,7 +652,7 @@
         <w:t xml:space="preserve">Расчётный счёт (дублирование): </w:t>
       </w:r>
       <w:r>
-        <w:t xml:space="preserve">4081 7810 0387 8536 2804</w:t>
+        <w:t xml:space="preserve">4081 7810 4638 7853 6280</w:t>
       </w:r>
     </w:p>
     <w:p>
@@ -660,7 +660,7 @@
         <w:t xml:space="preserve">ИНН (дублирование): </w:t>
       </w:r>
       <w:r>
-        <w:t xml:space="preserve">168-327-731766</w:t>
+        <w:t xml:space="preserve">316-832-773103</w:t>
       </w:r>
     </w:p>
     <w:p>
@@ -792,7 +792,7 @@
               <w:t xml:space="preserve">Дата рождения: </w:t>
             </w:r>
             <w:r>
-              <w:t xml:space="preserve">09.10.1985</w:t>
+              <w:t xml:space="preserve">10.05.1993</w:t>
             </w:r>
           </w:p>
           <w:p>
@@ -800,7 +800,7 @@
               <w:t xml:space="preserve">Адрес регистрации: </w:t>
             </w:r>
             <w:r>
-              <w:t xml:space="preserve">143000, Республика Татарстан, г. Одинцово, ш. Ленинградская, вл. 13, стр. 5, пом. VII</w:t>
+              <w:t xml:space="preserve">170100, г. Тверь, ш. Ленинградская, д. 13, кв. 171</w:t>
             </w:r>
           </w:p>
           <w:p>
@@ -811,27 +811,27 @@
               <w:t xml:space="preserve">28 25 091224</w:t>
             </w:r>
             <w:r>
-              <w:t xml:space="preserve">, выдан ОВД «Тропарёво» г. Москвы 09.11.2014</w:t>
+              <w:t xml:space="preserve">, выдан ГУ МВД России по г. Москве 19.01.2010</w:t>
             </w:r>
             <w:r>
               <w:t xml:space="preserve">, код подразделения </w:t>
             </w:r>
             <w:r>
-              <w:t xml:space="preserve">598-910</w:t>
-            </w:r>
-          </w:p>
-          <w:p>
-            <w:r>
-              <w:t xml:space="preserve">СНИЛС № </w:t>
-            </w:r>
-            <w:r>
-              <w:t xml:space="preserve">981 682 993 82</w:t>
+              <w:t xml:space="preserve">668-653</w:t>
+            </w:r>
+          </w:p>
+          <w:p>
+            <w:r>
+              <w:t xml:space="preserve">СНИЛС </w:t>
+            </w:r>
+            <w:r>
+              <w:t xml:space="preserve">798-168-299 90</w:t>
             </w:r>
             <w:r>
               <w:t xml:space="preserve"> ИНН </w:t>
             </w:r>
             <w:r>
-              <w:t xml:space="preserve">168327731766</w:t>
+              <w:t xml:space="preserve">316832773103</w:t>
             </w:r>
           </w:p>
           <w:p>
@@ -839,7 +839,7 @@
               <w:t xml:space="preserve">Тел.: </w:t>
             </w:r>
             <w:r>
-              <w:t xml:space="preserve">+7 (383) 242-22-39</w:t>
+              <w:t xml:space="preserve">383 2422239</w:t>
             </w:r>
           </w:p>
           <w:p>
@@ -874,7 +874,7 @@
           </w:p>
           <w:p>
             <w:r>
-              <w:t xml:space="preserve">Зайцев Пётр Михайлович</w:t>
+              <w:t xml:space="preserve">Смирнова Ирина Петровна</w:t>
             </w:r>
           </w:p>
           <w:p>
@@ -882,7 +882,7 @@
               <w:t xml:space="preserve">Дата рождения: </w:t>
             </w:r>
             <w:r>
-              <w:t xml:space="preserve">19.11.1962</w:t>
+              <w:t xml:space="preserve">19.10.1991</w:t>
             </w:r>
           </w:p>
           <w:p>
@@ -890,7 +890,7 @@
               <w:t xml:space="preserve">Адрес регистрации: </w:t>
             </w:r>
             <w:r>
-              <w:t xml:space="preserve">620014, Московская обл., г. Екатеринбург, наб. Лесная, вл. 61, стр. 4, пом. VII</w:t>
+              <w:t xml:space="preserve">394000, г. Воронеж, бул. Космонавтов, д. 81, кв. 126</w:t>
             </w:r>
           </w:p>
           <w:p>
@@ -898,30 +898,30 @@
               <w:t xml:space="preserve">Паспорт </w:t>
             </w:r>
             <w:r>
-              <w:t xml:space="preserve">84 09 974716</w:t>
-            </w:r>
-            <w:r>
-              <w:t xml:space="preserve">, выдан ОУФМС России по Тверской области в Заволжском р-не 06.02.2008</w:t>
+              <w:t xml:space="preserve">17 21 290424</w:t>
+            </w:r>
+            <w:r>
+              <w:t xml:space="preserve">, выдан ТП № 2 ОУФМС России по Московской обл. 19.06.2007</w:t>
             </w:r>
             <w:r>
               <w:t xml:space="preserve">, код подразделения </w:t>
             </w:r>
             <w:r>
-              <w:t xml:space="preserve">584-846</w:t>
-            </w:r>
-          </w:p>
-          <w:p>
-            <w:r>
-              <w:t xml:space="preserve">СНИЛС № </w:t>
-            </w:r>
-            <w:r>
-              <w:t xml:space="preserve">578 488 766 90</w:t>
+              <w:t xml:space="preserve">718-641</w:t>
+            </w:r>
+          </w:p>
+          <w:p>
+            <w:r>
+              <w:t xml:space="preserve">СНИЛС </w:t>
+            </w:r>
+            <w:r>
+              <w:t xml:space="preserve">657-848-876 85</w:t>
             </w:r>
             <w:r>
               <w:t xml:space="preserve"> ИНН </w:t>
             </w:r>
             <w:r>
-              <w:t xml:space="preserve">592564363620</w:t>
+              <w:t xml:space="preserve">359256436392</w:t>
             </w:r>
           </w:p>
           <w:p>
@@ -929,7 +929,7 @@
               <w:t xml:space="preserve">Тел.: </w:t>
             </w:r>
             <w:r>
-              <w:t xml:space="preserve">+7 (495) 241-30-24</w:t>
+              <w:t xml:space="preserve">+7 (843) 109-98-72 доб. 204</w:t>
             </w:r>
           </w:p>
           <w:p>
@@ -937,7 +937,7 @@
               <w:t xml:space="preserve">E-mail: </w:t>
             </w:r>
             <w:r>
-              <w:t xml:space="preserve">zaycev@yandex.ru</w:t>
+              <w:t xml:space="preserve">smirnova@yandex.ru</w:t>
             </w:r>
           </w:p>
           <w:p/>
@@ -946,7 +946,7 @@
               <w:t xml:space="preserve">______________ </w:t>
             </w:r>
             <w:r>
-              <w:t xml:space="preserve">Зайцев П. М.</w:t>
+              <w:t xml:space="preserve">Смирнова И. П.</w:t>
             </w:r>
           </w:p>
         </w:tc>
@@ -979,7 +979,7 @@
               <w:t xml:space="preserve">ИНН: </w:t>
             </w:r>
             <w:r>
-              <w:t xml:space="preserve">1683</w:t>
+              <w:t xml:space="preserve">3168</w:t>
             </w:r>
           </w:p>
         </w:tc>
@@ -989,7 +989,7 @@
           </w:tcPr>
           <w:p>
             <w:r>
-              <w:t xml:space="preserve">27731766</w:t>
+              <w:t xml:space="preserve">32773103</w:t>
             </w:r>
           </w:p>
         </w:tc>
@@ -1001,7 +1001,7 @@
           </w:tcPr>
           <w:p>
             <w:r>
-              <w:t xml:space="preserve">Зайцев</w:t>
+              <w:t xml:space="preserve">Смирнова</w:t>
             </w:r>
           </w:p>
         </w:tc>
@@ -1011,7 +1011,7 @@
           </w:tcPr>
           <w:p>
             <w:r>
-              <w:t xml:space="preserve">Пётр Михайлович</w:t>
+              <w:t xml:space="preserve">Ирина Петровна</w:t>
             </w:r>
           </w:p>
         </w:tc>
@@ -1039,7 +1039,7 @@
         <w:t xml:space="preserve">Арендатор: _______________ /</w:t>
       </w:r>
       <w:r>
-        <w:t xml:space="preserve">Зайцев Пётр Михайлович</w:t>
+        <w:t xml:space="preserve">Смирнова Ирина Петровна</w:t>
       </w:r>
       <w:r>
         <w:t xml:space="preserve">/</w:t>
@@ -1084,19 +1084,19 @@
         <w:t xml:space="preserve">Реквизиты для возврата: </w:t>
       </w:r>
       <w:r>
-        <w:t xml:space="preserve">344002, г. Ростов-на-Дону, ул. Победы, д. 39, кв. 69</w:t>
+        <w:t xml:space="preserve">170100, г. Тверь, просп. Мира, д. 58, кв. 72</w:t>
       </w:r>
       <w:r>
         <w:t xml:space="preserve">, ИНН </w:t>
       </w:r>
       <w:r>
-        <w:t xml:space="preserve">3574692960</w:t>
+        <w:t xml:space="preserve">1443574694</w:t>
       </w:r>
       <w:r>
         <w:t xml:space="preserve">, контакт: </w:t>
       </w:r>
       <w:r>
-        <w:t xml:space="preserve">Крылова Юлия Павловна</w:t>
+        <w:t xml:space="preserve">Комаров Егор Олегович</w:t>
       </w:r>
     </w:p>
   </w:footnote>

--- a/tests/corpus_v2/docs/lease_0012.docx
+++ b/tests/corpus_v2/docs/lease_0012.docx
@@ -516,243 +516,34 @@
         </w:tc>
       </w:tr>
     </w:tbl>
-    <w:p/>
-    <w:p>
-      <w:r>
-        <w:rPr>
-          <w:b/>
-        </w:rPr>
-        <w:t xml:space="preserve">3. МЕСТО И СРОКИ ИСПОЛНЕНИЯ</w:t>
-      </w:r>
-    </w:p>
-    <w:p>
-      <w:r>
-        <w:t xml:space="preserve">3.1. Место исполнения обязательств: </w:t>
-      </w:r>
-      <w:r>
-        <w:t xml:space="preserve">141400, г. Химки, ул. Космонавтов, д. 73, кв. 168</w:t>
-      </w:r>
-      <w:r>
-        <w:t xml:space="preserve">.</w:t>
-      </w:r>
-    </w:p>
-    <w:p>
-      <w:r>
-        <w:t xml:space="preserve">3.2. Уведомления направляются </w:t>
-      </w:r>
-      <w:r>
-        <w:t xml:space="preserve">Смирновой Ирине Петровне</w:t>
-      </w:r>
-      <w:r>
-        <w:t xml:space="preserve"> по телефону </w:t>
-      </w:r>
-      <w:r>
-        <w:t xml:space="preserve">+7 (499) 873-75-67 доб. 654</w:t>
-      </w:r>
-      <w:r>
-        <w:t xml:space="preserve">.</w:t>
-      </w:r>
-    </w:p>
-    <w:p>
-      <w:r>
-        <w:t xml:space="preserve">3.3. Срок исполнения обязательств — </w:t>
-      </w:r>
-      <w:r>
-        <w:t xml:space="preserve">в течение тридцати банковских дней с момента выставления счета</w:t>
-      </w:r>
-      <w:r>
-        <w:t xml:space="preserve">.</w:t>
-      </w:r>
-    </w:p>
-    <w:p/>
-    <w:p>
-      <w:r>
-        <w:rPr>
-          <w:b/>
-        </w:rPr>
-        <w:t xml:space="preserve">4. ПРОЧИЕ УСЛОВИЯ</w:t>
-      </w:r>
-    </w:p>
-    <w:p>
-      <w:r>
-        <w:t xml:space="preserve">4.1. </w:t>
-      </w:r>
-      <w:r>
-        <w:t xml:space="preserve">Стороны несут ответственность за неисполнение или ненадлежащее исполнение обязательств в соответствии с законодательством Российской Федерации.</w:t>
-      </w:r>
-    </w:p>
-    <w:p>
-      <w:r>
-        <w:t xml:space="preserve">4.2. </w:t>
-      </w:r>
-      <w:r>
-        <w:t xml:space="preserve">Размер неустойки за нарушение сроков оплаты: </w:t>
-      </w:r>
-      <w:r>
-        <w:t xml:space="preserve">1/150 ключевой ставки ЦБ РФ годовых</w:t>
-      </w:r>
-      <w:r>
-        <w:t xml:space="preserve">. Предельный размер ответственности: </w:t>
-      </w:r>
-      <w:r>
-        <w:t xml:space="preserve">20 (двадцать) процентов от цены Договора</w:t>
-      </w:r>
-      <w:r>
-        <w:t xml:space="preserve">.</w:t>
-      </w:r>
-    </w:p>
-    <w:p>
-      <w:r>
-        <w:t xml:space="preserve">4.3. </w:t>
-      </w:r>
-      <w:r>
-        <w:t xml:space="preserve">Стороны освобождаются от ответственности при наступлении обстоятельств непреодолимой силы, если они прямо повлияли на исполнение обязательств.</w:t>
-      </w:r>
-    </w:p>
-    <w:p>
-      <w:r>
-        <w:t xml:space="preserve">4.4. </w:t>
-      </w:r>
-      <w:r>
-        <w:t xml:space="preserve">Сторона, для которой создалась невозможность исполнения, обязана уведомить другую Сторону. Срок уведомления — </w:t>
-      </w:r>
-      <w:r>
-        <w:t xml:space="preserve">в течение 5 (Пяти) календарных дней</w:t>
-      </w:r>
-      <w:r>
-        <w:t xml:space="preserve">.</w:t>
-      </w:r>
-    </w:p>
-    <w:p>
-      <w:r>
-        <w:t xml:space="preserve">4.5. </w:t>
-      </w:r>
-      <w:r>
-        <w:t xml:space="preserve">Все споры и разногласия решаются путём переговоров. Претензионный порядок обязателен, срок ответа на претензию — </w:t>
-      </w:r>
-      <w:r>
-        <w:t xml:space="preserve">не позднее 07.03.2025</w:t>
-      </w:r>
-      <w:r>
-        <w:t xml:space="preserve">.</w:t>
-      </w:r>
-    </w:p>
-    <w:p/>
-    <w:p/>
-    <w:p>
-      <w:r>
-        <w:rPr>
-          <w:b/>
-        </w:rPr>
-        <w:t xml:space="preserve">10. ДОПОЛНИТЕЛЬНЫЕ СВЕДЕНИЯ О СТОРОНАХ</w:t>
-      </w:r>
-    </w:p>
-    <w:p>
-      <w:r>
-        <w:t xml:space="preserve">Расчётный счёт (дублирование): </w:t>
-      </w:r>
-      <w:r>
-        <w:t xml:space="preserve">4081 7810 4638 7853 6280</w:t>
-      </w:r>
-    </w:p>
-    <w:p>
-      <w:r>
-        <w:t xml:space="preserve">ИНН (дублирование): </w:t>
-      </w:r>
-      <w:r>
-        <w:t xml:space="preserve">316-832-773103</w:t>
-      </w:r>
-    </w:p>
-    <w:p>
-      <w:r>
-        <w:t xml:space="preserve">Резервный e-mail: </w:t>
-      </w:r>
-      <w:r>
-        <w:t xml:space="preserve">sokolovа@romashka.ru</w:t>
-      </w:r>
-    </w:p>
-    <w:p/>
-    <w:p/>
-    <w:p>
-      <w:r>
-        <w:rPr>
-          <w:b/>
-        </w:rPr>
-        <w:t xml:space="preserve">9. КОНТРОЛЬНЫЕ ВЕЛИЧИНЫ</w:t>
-      </w:r>
-    </w:p>
-    <w:p>
-      <w:r>
-        <w:t xml:space="preserve">9.1. Контрольная запись: </w:t>
-      </w:r>
-      <w:r>
-        <w:rPr>
-          <w:b/>
-        </w:rPr>
-        <w:t xml:space="preserve">1/3</w:t>
-      </w:r>
-      <w:r>
-        <w:t xml:space="preserve">00 ключевой ставки ЦБ РФ годовых</w:t>
-      </w:r>
-      <w:r>
-        <w:t xml:space="preserve">.</w:t>
-      </w:r>
-    </w:p>
-    <w:p>
-      <w:r>
-        <w:t xml:space="preserve">9.2. Контрольная запись: </w:t>
-      </w:r>
-      <w:r>
-        <w:rPr>
-          <w:b/>
-        </w:rPr>
-        <w:t xml:space="preserve">в течение 3</w:t>
-      </w:r>
-      <w:r>
-        <w:t xml:space="preserve">0 календарных дней с даты подписания Сторонами акта сдачи-приемки оказанных услуг</w:t>
-      </w:r>
-      <w:r>
-        <w:t xml:space="preserve">.</w:t>
-      </w:r>
-    </w:p>
-    <w:p>
-      <w:r>
-        <w:t xml:space="preserve">9.3. Контрольная запись: </w:t>
-      </w:r>
-      <w:r>
-        <w:rPr>
-          <w:b/>
-        </w:rPr>
-        <w:t xml:space="preserve">5/2</w:t>
-      </w:r>
-      <w:r>
-        <w:t xml:space="preserve">0</w:t>
-      </w:r>
-      <w:r>
-        <w:t xml:space="preserve">.</w:t>
-      </w:r>
-    </w:p>
-    <w:p>
-      <w:r>
-        <w:t xml:space="preserve">9.4. Контрольная запись: </w:t>
-      </w:r>
-      <w:r>
-        <w:t xml:space="preserve">8 550 000,2 (восемь милл ионов пятьсот ­пятьдесят тысяч) рублей</w:t>
-      </w:r>
-      <w:r>
-        <w:t xml:space="preserve">.</w:t>
-      </w:r>
-    </w:p>
-    <w:p/>
-    <w:p>
-      <w:r>
-        <w:rPr>
-          <w:b/>
-        </w:rPr>
-        <w:t xml:space="preserve">РЕКВИЗИТЫ И ПОДПИСИ СТОРОН</w:t>
-      </w:r>
-    </w:p>
-    <w:p/>
+    <w:p>
+      <w:r>
+        <w:t xml:space="preserve">2.8. </w:t>
+      </w:r>
+      <w:r>
+        <w:t xml:space="preserve">Платёж по налогу перечисляется на код бюджетной классификации </w:t>
+      </w:r>
+      <w:r>
+        <w:t xml:space="preserve">182 101 010 110 110 001 10</w:t>
+      </w:r>
+      <w:r>
+        <w:t xml:space="preserve">, получатель — территориальный орган Федерального казначейства.</w:t>
+      </w:r>
+    </w:p>
+    <w:p>
+      <w:r>
+        <w:t xml:space="preserve">2.9. </w:t>
+      </w:r>
+      <w:r>
+        <w:t xml:space="preserve">Полномочия подтверждаются свидетельством о рождении, выдано </w:t>
+      </w:r>
+      <w:r>
+        <w:t xml:space="preserve">09.08.2011</w:t>
+      </w:r>
+      <w:r>
+        <w:t xml:space="preserve"> отделом ЗАГС.</w:t>
+      </w:r>
+    </w:p>
     <w:tbl>
       <w:tblPr>
         <w:tblW w:w="9360" w:type="dxa"/>
@@ -776,87 +567,7 @@
           </w:tcPr>
           <w:p>
             <w:r>
-              <w:rPr>
-                <w:b/>
-              </w:rPr>
-              <w:t xml:space="preserve">Арендодатель:</w:t>
-            </w:r>
-          </w:p>
-          <w:p>
-            <w:r>
-              <w:t xml:space="preserve">Соколова Светлана Андреевна</w:t>
-            </w:r>
-          </w:p>
-          <w:p>
-            <w:r>
-              <w:t xml:space="preserve">Дата рождения: </w:t>
-            </w:r>
-            <w:r>
-              <w:t xml:space="preserve">10.05.1993</w:t>
-            </w:r>
-          </w:p>
-          <w:p>
-            <w:r>
-              <w:t xml:space="preserve">Адрес регистрации: </w:t>
-            </w:r>
-            <w:r>
-              <w:t xml:space="preserve">170100, г. Тверь, ш. Ленинградская, д. 13, кв. 171</w:t>
-            </w:r>
-          </w:p>
-          <w:p>
-            <w:r>
-              <w:t xml:space="preserve">Паспорт </w:t>
-            </w:r>
-            <w:r>
-              <w:t xml:space="preserve">28 25 091224</w:t>
-            </w:r>
-            <w:r>
-              <w:t xml:space="preserve">, выдан ГУ МВД России по г. Москве 19.01.2010</w:t>
-            </w:r>
-            <w:r>
-              <w:t xml:space="preserve">, код подразделения </w:t>
-            </w:r>
-            <w:r>
-              <w:t xml:space="preserve">668-653</w:t>
-            </w:r>
-          </w:p>
-          <w:p>
-            <w:r>
-              <w:t xml:space="preserve">СНИЛС </w:t>
-            </w:r>
-            <w:r>
-              <w:t xml:space="preserve">798-168-299 90</w:t>
-            </w:r>
-            <w:r>
-              <w:t xml:space="preserve"> ИНН </w:t>
-            </w:r>
-            <w:r>
-              <w:t xml:space="preserve">316832773103</w:t>
-            </w:r>
-          </w:p>
-          <w:p>
-            <w:r>
-              <w:t xml:space="preserve">Тел.: </w:t>
-            </w:r>
-            <w:r>
-              <w:t xml:space="preserve">383 2422239</w:t>
-            </w:r>
-          </w:p>
-          <w:p>
-            <w:r>
-              <w:t xml:space="preserve">E-mail: </w:t>
-            </w:r>
-            <w:r>
-              <w:t xml:space="preserve">sokolova@sibtrans.ru</w:t>
-            </w:r>
-          </w:p>
-          <w:p/>
-          <w:p>
-            <w:r>
-              <w:t xml:space="preserve">______________ </w:t>
-            </w:r>
-            <w:r>
-              <w:t xml:space="preserve">Соколова С. А.</w:t>
+              <w:t xml:space="preserve">5</w:t>
             </w:r>
           </w:p>
         </w:tc>
@@ -866,92 +577,268 @@
           </w:tcPr>
           <w:p>
             <w:r>
-              <w:rPr>
-                <w:b/>
-              </w:rPr>
-              <w:t xml:space="preserve">Арендатор:</w:t>
-            </w:r>
-          </w:p>
-          <w:p>
-            <w:r>
-              <w:t xml:space="preserve">Смирнова Ирина Петровна</w:t>
-            </w:r>
-          </w:p>
-          <w:p>
-            <w:r>
-              <w:t xml:space="preserve">Дата рождения: </w:t>
-            </w:r>
-            <w:r>
-              <w:t xml:space="preserve">19.10.1991</w:t>
-            </w:r>
-          </w:p>
-          <w:p>
-            <w:r>
-              <w:t xml:space="preserve">Адрес регистрации: </w:t>
-            </w:r>
-            <w:r>
-              <w:t xml:space="preserve">394000, г. Воронеж, бул. Космонавтов, д. 81, кв. 126</w:t>
-            </w:r>
-          </w:p>
-          <w:p>
-            <w:r>
-              <w:t xml:space="preserve">Паспорт </w:t>
-            </w:r>
-            <w:r>
-              <w:t xml:space="preserve">17 21 290424</w:t>
-            </w:r>
-            <w:r>
-              <w:t xml:space="preserve">, выдан ТП № 2 ОУФМС России по Московской обл. 19.06.2007</w:t>
-            </w:r>
-            <w:r>
-              <w:t xml:space="preserve">, код подразделения </w:t>
-            </w:r>
-            <w:r>
-              <w:t xml:space="preserve">718-641</w:t>
-            </w:r>
-          </w:p>
-          <w:p>
-            <w:r>
-              <w:t xml:space="preserve">СНИЛС </w:t>
-            </w:r>
-            <w:r>
-              <w:t xml:space="preserve">657-848-876 85</w:t>
-            </w:r>
-            <w:r>
-              <w:t xml:space="preserve"> ИНН </w:t>
-            </w:r>
-            <w:r>
-              <w:t xml:space="preserve">359256436392</w:t>
-            </w:r>
-          </w:p>
-          <w:p>
-            <w:r>
-              <w:t xml:space="preserve">Тел.: </w:t>
-            </w:r>
-            <w:r>
-              <w:t xml:space="preserve">+7 (843) 109-98-72 доб. 204</w:t>
-            </w:r>
-          </w:p>
-          <w:p>
-            <w:r>
-              <w:t xml:space="preserve">E-mail: </w:t>
-            </w:r>
-            <w:r>
-              <w:t xml:space="preserve">smirnova@yandex.ru</w:t>
-            </w:r>
-          </w:p>
-          <w:p/>
-          <w:p>
-            <w:r>
-              <w:t xml:space="preserve">______________ </w:t>
-            </w:r>
-            <w:r>
-              <w:t xml:space="preserve">Смирнова И. П.</w:t>
+              <w:t xml:space="preserve">РУБ.</w:t>
             </w:r>
           </w:p>
         </w:tc>
       </w:tr>
     </w:tbl>
+    <w:p>
+      <w:r>
+        <w:t xml:space="preserve">2.10. </w:t>
+      </w:r>
+      <w:r>
+        <w:t xml:space="preserve">Поставке подлежит насос модели </w:t>
+      </w:r>
+      <w:r>
+        <w:t xml:space="preserve">ЭЦВ-6-10-80h</w:t>
+      </w:r>
+      <w:r>
+        <w:t xml:space="preserve"> и кабель марки </w:t>
+      </w:r>
+      <w:r>
+        <w:t xml:space="preserve">ВВГнг(А)-LSt</w:t>
+      </w:r>
+      <w:r>
+        <w:t xml:space="preserve">.</w:t>
+      </w:r>
+    </w:p>
+    <w:p/>
+    <w:p>
+      <w:r>
+        <w:rPr>
+          <w:b/>
+        </w:rPr>
+        <w:t xml:space="preserve">3. МЕСТО И СРОКИ ИСПОЛНЕНИЯ</w:t>
+      </w:r>
+    </w:p>
+    <w:p>
+      <w:r>
+        <w:t xml:space="preserve">3.1. Место исполнения обязательств: </w:t>
+      </w:r>
+      <w:r>
+        <w:t xml:space="preserve">143400, г. Красногорск, бул. Полевая, д. 70, кв. 111</w:t>
+      </w:r>
+      <w:r>
+        <w:t xml:space="preserve">.</w:t>
+      </w:r>
+    </w:p>
+    <w:p>
+      <w:r>
+        <w:t xml:space="preserve">3.2. Уведомления направляются </w:t>
+      </w:r>
+      <w:r>
+        <w:t xml:space="preserve">Смирновой Ирине Петровне</w:t>
+      </w:r>
+      <w:r>
+        <w:t xml:space="preserve"> по телефону </w:t>
+      </w:r>
+      <w:r>
+        <w:t xml:space="preserve">+7 (383) 739-25-34 доб. 272</w:t>
+      </w:r>
+      <w:r>
+        <w:t xml:space="preserve">.</w:t>
+      </w:r>
+    </w:p>
+    <w:p>
+      <w:r>
+        <w:t xml:space="preserve">3.3. Срок исполнения обязательств — </w:t>
+      </w:r>
+      <w:r>
+        <w:t xml:space="preserve">в течение десяти банковских дней с момента выставления счета</w:t>
+      </w:r>
+      <w:r>
+        <w:t xml:space="preserve">.</w:t>
+      </w:r>
+    </w:p>
+    <w:p/>
+    <w:p>
+      <w:r>
+        <w:rPr>
+          <w:b/>
+        </w:rPr>
+        <w:t xml:space="preserve">4. ПРОЧИЕ УСЛОВИЯ</w:t>
+      </w:r>
+    </w:p>
+    <w:p>
+      <w:r>
+        <w:t xml:space="preserve">4.1. </w:t>
+      </w:r>
+      <w:r>
+        <w:t xml:space="preserve">Стороны несут ответственность за неисполнение или ненадлежащее исполнение обязательств в соответствии с законодательством Российской Федерации.</w:t>
+      </w:r>
+    </w:p>
+    <w:p>
+      <w:r>
+        <w:t xml:space="preserve">4.2. </w:t>
+      </w:r>
+      <w:r>
+        <w:t xml:space="preserve">Размер неустойки за нарушение сроков оплаты: </w:t>
+      </w:r>
+      <w:r>
+        <w:t xml:space="preserve">1/150 ключевой ставки ЦБ РФ годовых</w:t>
+      </w:r>
+      <w:r>
+        <w:t xml:space="preserve">. Предельный размер ответственности: </w:t>
+      </w:r>
+      <w:r>
+        <w:t xml:space="preserve">5 (пять) процентов от цены Договора</w:t>
+      </w:r>
+      <w:r>
+        <w:t xml:space="preserve">.</w:t>
+      </w:r>
+    </w:p>
+    <w:p>
+      <w:r>
+        <w:t xml:space="preserve">4.3. </w:t>
+      </w:r>
+      <w:r>
+        <w:t xml:space="preserve">Стороны освобождаются от ответственности при наступлении обстоятельств непреодолимой силы, если они прямо повлияли на исполнение обязательств.</w:t>
+      </w:r>
+    </w:p>
+    <w:p>
+      <w:r>
+        <w:t xml:space="preserve">4.4. </w:t>
+      </w:r>
+      <w:r>
+        <w:t xml:space="preserve">Сторона, для которой создалась невозможность исполнения, обязана уведомить другую Сторону. Срок уведомления — </w:t>
+      </w:r>
+      <w:r>
+        <w:t xml:space="preserve">в течение 30 (Тридцати) календарных дней</w:t>
+      </w:r>
+      <w:r>
+        <w:t xml:space="preserve">.</w:t>
+      </w:r>
+    </w:p>
+    <w:p>
+      <w:r>
+        <w:t xml:space="preserve">4.5. </w:t>
+      </w:r>
+      <w:r>
+        <w:t xml:space="preserve">Все споры и разногласия решаются путём переговоров. Претензионный порядок обязателен, срок ответа на претензию — </w:t>
+      </w:r>
+      <w:r>
+        <w:t xml:space="preserve">не позднее 28.05.2026</w:t>
+      </w:r>
+      <w:r>
+        <w:t xml:space="preserve">.</w:t>
+      </w:r>
+    </w:p>
+    <w:p/>
+    <w:p/>
+    <w:p>
+      <w:r>
+        <w:rPr>
+          <w:b/>
+        </w:rPr>
+        <w:t xml:space="preserve">10. ДОПОЛНИТЕЛЬНЫЕ СВЕДЕНИЯ О СТОРОНАХ</w:t>
+      </w:r>
+    </w:p>
+    <w:p>
+      <w:r>
+        <w:t xml:space="preserve">Расчётный счёт (дублирование): </w:t>
+      </w:r>
+      <w:r>
+        <w:t xml:space="preserve">4081 7810 4638 7853 6280</w:t>
+      </w:r>
+    </w:p>
+    <w:p>
+      <w:r>
+        <w:t xml:space="preserve">ИНН (дублирование): </w:t>
+      </w:r>
+      <w:r>
+        <w:t xml:space="preserve">316-832-773103</w:t>
+      </w:r>
+    </w:p>
+    <w:p>
+      <w:r>
+        <w:t xml:space="preserve">Резервный e-mail: </w:t>
+      </w:r>
+      <w:r>
+        <w:t xml:space="preserve">sokolovа@corp-tehno.ru</w:t>
+      </w:r>
+    </w:p>
+    <w:p/>
+    <w:p/>
+    <w:p>
+      <w:r>
+        <w:rPr>
+          <w:b/>
+        </w:rPr>
+        <w:t xml:space="preserve">9. КОНТРОЛЬНЫЕ ВЕЛИЧИНЫ</w:t>
+      </w:r>
+    </w:p>
+    <w:p>
+      <w:r>
+        <w:t xml:space="preserve">9.1. Контрольная запись: </w:t>
+      </w:r>
+      <w:r>
+        <w:rPr>
+          <w:b/>
+        </w:rPr>
+        <w:t xml:space="preserve">1/3</w:t>
+      </w:r>
+      <w:r>
+        <w:t xml:space="preserve">00 ключевой ставки ЦБ РФ годовых</w:t>
+      </w:r>
+      <w:r>
+        <w:t xml:space="preserve">.</w:t>
+      </w:r>
+    </w:p>
+    <w:p>
+      <w:r>
+        <w:t xml:space="preserve">9.2. Контрольная запись: </w:t>
+      </w:r>
+      <w:r>
+        <w:rPr>
+          <w:b/>
+        </w:rPr>
+        <w:t xml:space="preserve">не позднее 25.10.20</w:t>
+      </w:r>
+      <w:r>
+        <w:t xml:space="preserve">25</w:t>
+      </w:r>
+      <w:r>
+        <w:t xml:space="preserve">.</w:t>
+      </w:r>
+    </w:p>
+    <w:p>
+      <w:r>
+        <w:t xml:space="preserve">9.3. Контрольная запись: </w:t>
+      </w:r>
+      <w:r>
+        <w:rPr>
+          <w:b/>
+        </w:rPr>
+        <w:t xml:space="preserve">3/1</w:t>
+      </w:r>
+      <w:r>
+        <w:t xml:space="preserve">3</w:t>
+      </w:r>
+      <w:r>
+        <w:t xml:space="preserve">.</w:t>
+      </w:r>
+    </w:p>
+    <w:p>
+      <w:r>
+        <w:t xml:space="preserve">9.4. Контрольная запись: </w:t>
+      </w:r>
+      <w:r>
+        <w:t xml:space="preserve">69 100  00⁠0,9 (шестьдесят девять миллионов сто тысяч) рублей</w:t>
+      </w:r>
+      <w:r>
+        <w:t xml:space="preserve">.</w:t>
+      </w:r>
+    </w:p>
+    <w:p/>
+    <w:p>
+      <w:r>
+        <w:rPr>
+          <w:b/>
+        </w:rPr>
+        <w:t xml:space="preserve">РЕКВИЗИТЫ И ПОДПИСИ СТОРОН</w:t>
+      </w:r>
+    </w:p>
     <w:p/>
     <w:tbl>
       <w:tblPr>
@@ -976,6 +863,206 @@
           </w:tcPr>
           <w:p>
             <w:r>
+              <w:rPr>
+                <w:b/>
+              </w:rPr>
+              <w:t xml:space="preserve">Арендодатель:</w:t>
+            </w:r>
+          </w:p>
+          <w:p>
+            <w:r>
+              <w:t xml:space="preserve">Соколова Светлана Андреевна</w:t>
+            </w:r>
+          </w:p>
+          <w:p>
+            <w:r>
+              <w:t xml:space="preserve">Дата рождения: </w:t>
+            </w:r>
+            <w:r>
+              <w:t xml:space="preserve">10.05.1993</w:t>
+            </w:r>
+          </w:p>
+          <w:p>
+            <w:r>
+              <w:t xml:space="preserve">Адрес регистрации: </w:t>
+            </w:r>
+            <w:r>
+              <w:t xml:space="preserve">394000, г. Воронеж, наб. Лесная, д. 58, кв. 99</w:t>
+            </w:r>
+          </w:p>
+          <w:p>
+            <w:r>
+              <w:t xml:space="preserve">Паспорт </w:t>
+            </w:r>
+            <w:r>
+              <w:t xml:space="preserve">28 25 091224</w:t>
+            </w:r>
+            <w:r>
+              <w:t xml:space="preserve">, выдан ГУ МВД России по г. Москве 19.01.2010</w:t>
+            </w:r>
+            <w:r>
+              <w:t xml:space="preserve">, код подразделения </w:t>
+            </w:r>
+            <w:r>
+              <w:t xml:space="preserve">668-653</w:t>
+            </w:r>
+          </w:p>
+          <w:p>
+            <w:r>
+              <w:t xml:space="preserve">СНИЛС </w:t>
+            </w:r>
+            <w:r>
+              <w:t xml:space="preserve">798-168-299 90</w:t>
+            </w:r>
+            <w:r>
+              <w:t xml:space="preserve"> ИНН </w:t>
+            </w:r>
+            <w:r>
+              <w:t xml:space="preserve">316832773103</w:t>
+            </w:r>
+          </w:p>
+          <w:p>
+            <w:r>
+              <w:t xml:space="preserve">Тел.: </w:t>
+            </w:r>
+            <w:r>
+              <w:t xml:space="preserve">+7 (843) 850-70-11 доб. 806</w:t>
+            </w:r>
+          </w:p>
+          <w:p>
+            <w:r>
+              <w:t xml:space="preserve">E-mail: </w:t>
+            </w:r>
+            <w:r>
+              <w:t xml:space="preserve">sokolova@sibtrans.ru</w:t>
+            </w:r>
+          </w:p>
+          <w:p/>
+          <w:p>
+            <w:r>
+              <w:t xml:space="preserve">______________ </w:t>
+            </w:r>
+            <w:r>
+              <w:t xml:space="preserve">Соколова С. А.</w:t>
+            </w:r>
+          </w:p>
+        </w:tc>
+        <w:tc>
+          <w:tcPr>
+            <w:tcW w:w="4680" w:type="dxa"/>
+          </w:tcPr>
+          <w:p>
+            <w:r>
+              <w:rPr>
+                <w:b/>
+              </w:rPr>
+              <w:t xml:space="preserve">Арендатор:</w:t>
+            </w:r>
+          </w:p>
+          <w:p>
+            <w:r>
+              <w:t xml:space="preserve">Смирнова Ирина Петровна</w:t>
+            </w:r>
+          </w:p>
+          <w:p>
+            <w:r>
+              <w:t xml:space="preserve">Дата рождения: </w:t>
+            </w:r>
+            <w:r>
+              <w:t xml:space="preserve">19.10.1991</w:t>
+            </w:r>
+          </w:p>
+          <w:p>
+            <w:r>
+              <w:t xml:space="preserve">Адрес регистрации: </w:t>
+            </w:r>
+            <w:r>
+              <w:t xml:space="preserve">190000, г. Санкт-Петербург, просп. Ленинградская, д. 15, кв. 46</w:t>
+            </w:r>
+          </w:p>
+          <w:p>
+            <w:r>
+              <w:t xml:space="preserve">Паспорт </w:t>
+            </w:r>
+            <w:r>
+              <w:t xml:space="preserve">17 21 290424</w:t>
+            </w:r>
+            <w:r>
+              <w:t xml:space="preserve">, выдан ТП № 2 ОУФМС России по Московской обл. 19.06.2007</w:t>
+            </w:r>
+            <w:r>
+              <w:t xml:space="preserve">, код подразделения </w:t>
+            </w:r>
+            <w:r>
+              <w:t xml:space="preserve">718-641</w:t>
+            </w:r>
+          </w:p>
+          <w:p>
+            <w:r>
+              <w:t xml:space="preserve">СНИЛС </w:t>
+            </w:r>
+            <w:r>
+              <w:t xml:space="preserve">657-848-876 85</w:t>
+            </w:r>
+            <w:r>
+              <w:t xml:space="preserve"> ИНН </w:t>
+            </w:r>
+            <w:r>
+              <w:t xml:space="preserve">359256436392</w:t>
+            </w:r>
+          </w:p>
+          <w:p>
+            <w:r>
+              <w:t xml:space="preserve">Тел.: </w:t>
+            </w:r>
+            <w:r>
+              <w:t xml:space="preserve">+78122264844</w:t>
+            </w:r>
+          </w:p>
+          <w:p>
+            <w:r>
+              <w:t xml:space="preserve">E-mail: </w:t>
+            </w:r>
+            <w:r>
+              <w:t xml:space="preserve">smirnova@gmail.com</w:t>
+            </w:r>
+          </w:p>
+          <w:p/>
+          <w:p>
+            <w:r>
+              <w:t xml:space="preserve">______________ </w:t>
+            </w:r>
+            <w:r>
+              <w:t xml:space="preserve">Смирнова И. П.</w:t>
+            </w:r>
+          </w:p>
+        </w:tc>
+      </w:tr>
+    </w:tbl>
+    <w:p/>
+    <w:tbl>
+      <w:tblPr>
+        <w:tblW w:w="9360" w:type="dxa"/>
+        <w:tblBorders>
+          <w:top w:val="single" w:sz="4" w:color="auto"/>
+          <w:left w:val="single" w:sz="4" w:color="auto"/>
+          <w:bottom w:val="single" w:sz="4" w:color="auto"/>
+          <w:right w:val="single" w:sz="4" w:color="auto"/>
+          <w:insideH w:val="single" w:sz="4" w:color="auto"/>
+          <w:insideV w:val="single" w:sz="4" w:color="auto"/>
+        </w:tblBorders>
+      </w:tblPr>
+      <w:tblGrid>
+        <w:gridCol w:w="4680"/>
+        <w:gridCol w:w="4680"/>
+      </w:tblGrid>
+      <w:tr>
+        <w:tc>
+          <w:tcPr>
+            <w:tcW w:w="4680" w:type="dxa"/>
+          </w:tcPr>
+          <w:p>
+            <w:r>
               <w:t xml:space="preserve">ИНН: </w:t>
             </w:r>
             <w:r>
@@ -1084,19 +1171,19 @@
         <w:t xml:space="preserve">Реквизиты для возврата: </w:t>
       </w:r>
       <w:r>
-        <w:t xml:space="preserve">170100, г. Тверь, просп. Мира, д. 58, кв. 72</w:t>
+        <w:t xml:space="preserve">143400, г. Красногорск, бул. Заречная, д. 33, кв. 178</w:t>
       </w:r>
       <w:r>
         <w:t xml:space="preserve">, ИНН </w:t>
       </w:r>
       <w:r>
-        <w:t xml:space="preserve">1443574694</w:t>
+        <w:t xml:space="preserve">6929647933</w:t>
       </w:r>
       <w:r>
         <w:t xml:space="preserve">, контакт: </w:t>
       </w:r>
       <w:r>
-        <w:t xml:space="preserve">Комаров Егор Олегович</w:t>
+        <w:t xml:space="preserve">Голубев Андрей Андреевич</w:t>
       </w:r>
     </w:p>
   </w:footnote>

--- a/tests/corpus_v2/docs/lease_0012.docx
+++ b/tests/corpus_v2/docs/lease_0012.docx
@@ -159,7 +159,7 @@
         <w:t xml:space="preserve">Срок передачи помещения по акту приёма-передачи — </w:t>
       </w:r>
       <w:r>
-        <w:t xml:space="preserve">в течение 30 рабочих дней с момента заключения контракта</w:t>
+        <w:t xml:space="preserve">в течение 7 рабочих дней с момента заключения контракта</w:t>
       </w:r>
       <w:r>
         <w:t xml:space="preserve">.</w:t>
@@ -173,7 +173,7 @@
         <w:t xml:space="preserve">Арендная плата за месяц: </w:t>
       </w:r>
       <w:r>
-        <w:t xml:space="preserve">98600000 (Девяносто восемь миллионов шестьсот тысяч) руб.</w:t>
+        <w:t xml:space="preserve">17500000 (Семнадцать миллионов пятьсот тысяч) руб.</w:t>
       </w:r>
       <w:r>
         <w:t xml:space="preserve">, включая НДС </w:t>
@@ -185,7 +185,7 @@
         <w:t xml:space="preserve"> в размере </w:t>
       </w:r>
       <w:r>
-        <w:t xml:space="preserve">6 680 000,6 (шесть миллионов шестьсот восемьдесят тысяч) рублей</w:t>
+        <w:t xml:space="preserve">129 000,7 (сто двадцать девять тысяч) рублей</w:t>
       </w:r>
       <w:r>
         <w:t xml:space="preserve">. Плата вносится ежемесячно не позднее 10-го числа текущего месяца.</w:t>
@@ -197,6 +197,101 @@
       </w:r>
       <w:r>
         <w:t xml:space="preserve">Арендатор обязан поддерживать помещение в исправном состоянии и производить текущий ремонт за свой счёт.</w:t>
+      </w:r>
+    </w:p>
+    <w:p>
+      <w:r>
+        <w:t xml:space="preserve">1.5. </w:t>
+      </w:r>
+      <w:r>
+        <w:t xml:space="preserve">Отгрузка оформляется товарной накладной № </w:t>
+      </w:r>
+      <w:r>
+        <w:t xml:space="preserve">046231823</w:t>
+      </w:r>
+      <w:r>
+        <w:t xml:space="preserve">. Номенклатурный номер позиции — </w:t>
+      </w:r>
+      <w:r>
+        <w:t xml:space="preserve">042593487</w:t>
+      </w:r>
+      <w:r>
+        <w:t xml:space="preserve">. Серийный номер агрегата — </w:t>
+      </w:r>
+      <w:r>
+        <w:t xml:space="preserve">044001018</w:t>
+      </w:r>
+      <w:r>
+        <w:t xml:space="preserve">.</w:t>
+      </w:r>
+    </w:p>
+    <w:p>
+      <w:r>
+        <w:t xml:space="preserve">1.6. </w:t>
+      </w:r>
+      <w:r>
+        <w:t xml:space="preserve">Финансирование ведётся по коду целевых средств </w:t>
+      </w:r>
+      <w:r>
+        <w:t xml:space="preserve">046339043</w:t>
+      </w:r>
+      <w:r>
+        <w:t xml:space="preserve">, установленному приказом Минфина России от 01.12.2010 № 157н. </w:t>
+      </w:r>
+      <w:r>
+        <w:t xml:space="preserve">БИК банка Стороны в настоящем разделе не приводится; номер заявки на открытие счёта — </w:t>
+      </w:r>
+      <w:r>
+        <w:t xml:space="preserve">046753514</w:t>
+      </w:r>
+      <w:r>
+        <w:t xml:space="preserve">.</w:t>
+      </w:r>
+    </w:p>
+    <w:p>
+      <w:r>
+        <w:t xml:space="preserve">1.7. </w:t>
+      </w:r>
+      <w:r>
+        <w:t xml:space="preserve">Расчёты за коммунальные услуги ведутся по лицевому счёту абонента </w:t>
+      </w:r>
+      <w:r>
+        <w:t xml:space="preserve">81201987782</w:t>
+      </w:r>
+      <w:r>
+        <w:t xml:space="preserve">. Спецификация зарегистрирована за номером </w:t>
+      </w:r>
+      <w:r>
+        <w:t xml:space="preserve">88002337440</w:t>
+      </w:r>
+      <w:r>
+        <w:t xml:space="preserve">. Счётчик имеет заводской номер </w:t>
+      </w:r>
+      <w:r>
+        <w:t xml:space="preserve">80418068806</w:t>
+      </w:r>
+      <w:r>
+        <w:t xml:space="preserve">.</w:t>
+      </w:r>
+    </w:p>
+    <w:p>
+      <w:r>
+        <w:t xml:space="preserve">1.8. </w:t>
+      </w:r>
+      <w:r>
+        <w:t xml:space="preserve">Сведения внесены в реестр за номером </w:t>
+      </w:r>
+      <w:r>
+        <w:t xml:space="preserve">82463099330</w:t>
+      </w:r>
+      <w:r>
+        <w:t xml:space="preserve"> по правилам статьи 434 Гражданского кодекса Российской Федерации. Уведомление направлено за исходящим № </w:t>
+      </w:r>
+      <w:r>
+        <w:t xml:space="preserve">86623000877</w:t>
+      </w:r>
+      <w:r>
+        <w:t xml:space="preserve">.</w:t>
       </w:r>
     </w:p>
     <w:p/>
@@ -213,7 +308,7 @@
         <w:t xml:space="preserve">2.1. Общая цена Договора: </w:t>
       </w:r>
       <w:r>
-        <w:t xml:space="preserve">1680000 рублей 0 коп.</w:t>
+        <w:t xml:space="preserve">297000 рублей 0 коп.</w:t>
       </w:r>
       <w:r>
         <w:t xml:space="preserve">.</w:t>
@@ -255,7 +350,7 @@
         <w:t xml:space="preserve">, артикул </w:t>
       </w:r>
       <w:r>
-        <w:t xml:space="preserve">RM-4340-90</w:t>
+        <w:t xml:space="preserve">RM-6758-67</w:t>
       </w:r>
       <w:r>
         <w:t xml:space="preserve">, код </w:t>
@@ -315,43 +410,43 @@
         <w:t xml:space="preserve">. Товар отгружается с сопроводительным документом паспорт качества № </w:t>
       </w:r>
       <w:r>
-        <w:t xml:space="preserve">52 08 293455</w:t>
+        <w:t xml:space="preserve">33 23 397657</w:t>
       </w:r>
       <w:r>
         <w:t xml:space="preserve">. К партии приложен паспорт изделия № </w:t>
       </w:r>
       <w:r>
-        <w:t xml:space="preserve">23 11 905120</w:t>
+        <w:t xml:space="preserve">73 05 764481</w:t>
       </w:r>
       <w:r>
         <w:t xml:space="preserve">. Оборудование поставляется с паспортом транспортного средства № </w:t>
       </w:r>
       <w:r>
-        <w:t xml:space="preserve">46 14 102068</w:t>
+        <w:t xml:space="preserve">76 14 278379</w:t>
       </w:r>
       <w:r>
         <w:t xml:space="preserve">. Приёмка производится согласно техническому паспорту </w:t>
       </w:r>
       <w:r>
-        <w:t xml:space="preserve">31 13 601343</w:t>
+        <w:t xml:space="preserve">95 15 647991</w:t>
       </w:r>
       <w:r>
         <w:t xml:space="preserve">. СНИЛС не указан, номер заказа </w:t>
       </w:r>
       <w:r>
-        <w:t xml:space="preserve">058-755-556 47</w:t>
+        <w:t xml:space="preserve">678-666-815 86</w:t>
       </w:r>
       <w:r>
         <w:t xml:space="preserve">. Дата рождения не проставлена, документ выдан </w:t>
       </w:r>
       <w:r>
-        <w:t xml:space="preserve">25.09.2021</w:t>
+        <w:t xml:space="preserve">07.03.2022</w:t>
       </w:r>
       <w:r>
         <w:t xml:space="preserve">. Код подразделения, см. артикул </w:t>
       </w:r>
       <w:r>
-        <w:t xml:space="preserve">422-942</w:t>
+        <w:t xml:space="preserve">430-420</w:t>
       </w:r>
       <w:r>
         <w:t xml:space="preserve">. Цена — </w:t>
@@ -371,25 +466,25 @@
         <w:t xml:space="preserve">Товар маркирован штрихкодом </w:t>
       </w:r>
       <w:r>
-        <w:t xml:space="preserve">4605883004674</w:t>
+        <w:t xml:space="preserve">4605527122022</w:t>
       </w:r>
       <w:r>
         <w:t xml:space="preserve">. Код контрагента по ОКПО — </w:t>
       </w:r>
       <w:r>
-        <w:t xml:space="preserve">5408115284</w:t>
+        <w:t xml:space="preserve">8623899961</w:t>
       </w:r>
       <w:r>
         <w:t xml:space="preserve">. Оборудование учтено под инвентарным номером </w:t>
       </w:r>
       <w:r>
-        <w:t xml:space="preserve">049300705</w:t>
+        <w:t xml:space="preserve">043860060</w:t>
       </w:r>
       <w:r>
         <w:t xml:space="preserve">, складской позиции присвоен номер </w:t>
       </w:r>
       <w:r>
-        <w:t xml:space="preserve">776442771</w:t>
+        <w:t xml:space="preserve">161026218</w:t>
       </w:r>
       <w:r>
         <w:t xml:space="preserve">.</w:t>
@@ -403,19 +498,19 @@
         <w:t xml:space="preserve">Оплата по счёту-фактуре на КБК </w:t>
       </w:r>
       <w:r>
-        <w:t xml:space="preserve">18210101011011000170</w:t>
+        <w:t xml:space="preserve">18210101011011000199</w:t>
       </w:r>
       <w:r>
         <w:t xml:space="preserve">. ИНН не присвоен, регистрационный № </w:t>
       </w:r>
       <w:r>
-        <w:t xml:space="preserve">6480879422</w:t>
+        <w:t xml:space="preserve">0407682313</w:t>
       </w:r>
       <w:r>
         <w:t xml:space="preserve">. ИНН не присвоен, платёжный документ № </w:t>
       </w:r>
       <w:r>
-        <w:t xml:space="preserve">613715611166</w:t>
+        <w:t xml:space="preserve">163342181727</w:t>
       </w:r>
       <w:r>
         <w:t xml:space="preserve">. Заказчик действует в лице </w:t>
@@ -435,13 +530,13 @@
         <w:t xml:space="preserve">Массовая доля влаги в товаре — </w:t>
       </w:r>
       <w:r>
-        <w:t xml:space="preserve">не более 10 %</w:t>
+        <w:t xml:space="preserve">не более 8 %</w:t>
       </w:r>
       <w:r>
         <w:t xml:space="preserve">. Товар подлежит хранению </w:t>
       </w:r>
       <w:r>
-        <w:t xml:space="preserve">в течение 12 часов</w:t>
+        <w:t xml:space="preserve">в течение 48 часов</w:t>
       </w:r>
       <w:r>
         <w:t xml:space="preserve"> при температуре не выше +4 °C. Срок исковой давности по требованиям, вытекающим из Договора, составляет </w:t>
@@ -510,7 +605,7 @@
           </w:tcPr>
           <w:p>
             <w:r>
-              <w:t xml:space="preserve">1565998673</w:t>
+              <w:t xml:space="preserve">5453428050</w:t>
             </w:r>
           </w:p>
         </w:tc>
@@ -538,7 +633,7 @@
         <w:t xml:space="preserve">Полномочия подтверждаются свидетельством о рождении, выдано </w:t>
       </w:r>
       <w:r>
-        <w:t xml:space="preserve">09.08.2011</w:t>
+        <w:t xml:space="preserve">12.05.2016</w:t>
       </w:r>
       <w:r>
         <w:t xml:space="preserve"> отделом ЗАГС.</w:t>
@@ -567,7 +662,7 @@
           </w:tcPr>
           <w:p>
             <w:r>
-              <w:t xml:space="preserve">5</w:t>
+              <w:t xml:space="preserve">6</w:t>
             </w:r>
           </w:p>
         </w:tc>
@@ -617,7 +712,7 @@
         <w:t xml:space="preserve">3.1. Место исполнения обязательств: </w:t>
       </w:r>
       <w:r>
-        <w:t xml:space="preserve">143400, г. Красногорск, бул. Полевая, д. 70, кв. 111</w:t>
+        <w:t xml:space="preserve">101000, г. Москва, бул. Гагарина, д. 5, кв. 54</w:t>
       </w:r>
       <w:r>
         <w:t xml:space="preserve">.</w:t>
@@ -634,7 +729,7 @@
         <w:t xml:space="preserve"> по телефону </w:t>
       </w:r>
       <w:r>
-        <w:t xml:space="preserve">+7 (383) 739-25-34 доб. 272</w:t>
+        <w:t xml:space="preserve">+78465567673</w:t>
       </w:r>
       <w:r>
         <w:t xml:space="preserve">.</w:t>
@@ -645,7 +740,111 @@
         <w:t xml:space="preserve">3.3. Срок исполнения обязательств — </w:t>
       </w:r>
       <w:r>
-        <w:t xml:space="preserve">в течение десяти банковских дней с момента выставления счета</w:t>
+        <w:t xml:space="preserve">в течение двадцати банковских дней с момента выставления счета</w:t>
+      </w:r>
+      <w:r>
+        <w:t xml:space="preserve">.</w:t>
+      </w:r>
+    </w:p>
+    <w:p>
+      <w:r>
+        <w:t xml:space="preserve">3.4. </w:t>
+      </w:r>
+      <w:r>
+        <w:t xml:space="preserve">Финансирование ведётся за счёт средств бюджета, КБК </w:t>
+      </w:r>
+      <w:r>
+        <w:t xml:space="preserve">18256335869537967024</w:t>
+      </w:r>
+      <w:r>
+        <w:t xml:space="preserve">. Счётчик имеет заводской номер </w:t>
+      </w:r>
+      <w:r>
+        <w:t xml:space="preserve">39161719275127398066</w:t>
+      </w:r>
+      <w:r>
+        <w:t xml:space="preserve">.</w:t>
+      </w:r>
+    </w:p>
+    <w:p>
+      <w:r>
+        <w:t xml:space="preserve">3.5. </w:t>
+      </w:r>
+      <w:r>
+        <w:t xml:space="preserve">В счёте на оплату указывается УИН </w:t>
+      </w:r>
+      <w:r>
+        <w:t xml:space="preserve">18209715092687427289</w:t>
+      </w:r>
+      <w:r>
+        <w:t xml:space="preserve">. Номер счёта-проформы — </w:t>
+      </w:r>
+      <w:r>
+        <w:t xml:space="preserve">77167837957995543740</w:t>
+      </w:r>
+      <w:r>
+        <w:t xml:space="preserve">. Списание со счёта производится в очерёдности статьи 855 Гражданского кодекса Российской Федерации, код вида дохода </w:t>
+      </w:r>
+      <w:r>
+        <w:t xml:space="preserve">18210624159146040819</w:t>
+      </w:r>
+      <w:r>
+        <w:t xml:space="preserve">.</w:t>
+      </w:r>
+    </w:p>
+    <w:p>
+      <w:r>
+        <w:t xml:space="preserve">3.6. </w:t>
+      </w:r>
+      <w:r>
+        <w:t xml:space="preserve">ИНН у иностранного контрагента отсутствует, номер в торговом реестре — </w:t>
+      </w:r>
+      <w:r>
+        <w:t xml:space="preserve">7942470068</w:t>
+      </w:r>
+      <w:r>
+        <w:t xml:space="preserve">. ИНН см. в приложении; спецификация № </w:t>
+      </w:r>
+      <w:r>
+        <w:t xml:space="preserve">2389723105</w:t>
+      </w:r>
+      <w:r>
+        <w:t xml:space="preserve">. ИНН присваивается в порядке статьи 84 Налогового кодекса Российской Федерации; номер решения о постановке на учёт — </w:t>
+      </w:r>
+      <w:r>
+        <w:t xml:space="preserve">1565998673</w:t>
+      </w:r>
+      <w:r>
+        <w:t xml:space="preserve">.</w:t>
+      </w:r>
+    </w:p>
+    <w:p>
+      <w:r>
+        <w:t xml:space="preserve">3.7. </w:t>
+      </w:r>
+      <w:r>
+        <w:t xml:space="preserve">Партии присвоен номер прослеживаемости </w:t>
+      </w:r>
+      <w:r>
+        <w:t xml:space="preserve">1907269849</w:t>
+      </w:r>
+      <w:r>
+        <w:t xml:space="preserve">. Доля посторонних включений — не более </w:t>
+      </w:r>
+      <w:r>
+        <w:t xml:space="preserve">2,4 %</w:t>
+      </w:r>
+      <w:r>
+        <w:t xml:space="preserve">. Прибор имеет погрешность не более </w:t>
+      </w:r>
+      <w:r>
+        <w:t xml:space="preserve">0,8 %</w:t>
+      </w:r>
+      <w:r>
+        <w:t xml:space="preserve">. Оборудованию присвоен заводской номер </w:t>
+      </w:r>
+      <w:r>
+        <w:t xml:space="preserve">0518419842</w:t>
       </w:r>
       <w:r>
         <w:t xml:space="preserve">.</w:t>
@@ -682,7 +881,7 @@
         <w:t xml:space="preserve">. Предельный размер ответственности: </w:t>
       </w:r>
       <w:r>
-        <w:t xml:space="preserve">5 (пять) процентов от цены Договора</w:t>
+        <w:t xml:space="preserve">7 (семь) процентов от цены Договора</w:t>
       </w:r>
       <w:r>
         <w:t xml:space="preserve">.</w:t>
@@ -704,7 +903,7 @@
         <w:t xml:space="preserve">Сторона, для которой создалась невозможность исполнения, обязана уведомить другую Сторону. Срок уведомления — </w:t>
       </w:r>
       <w:r>
-        <w:t xml:space="preserve">в течение 30 (Тридцати) календарных дней</w:t>
+        <w:t xml:space="preserve">в течение 45 (Сорока пяти) календарных дней</w:t>
       </w:r>
       <w:r>
         <w:t xml:space="preserve">.</w:t>
@@ -718,7 +917,125 @@
         <w:t xml:space="preserve">Все споры и разногласия решаются путём переговоров. Претензионный порядок обязателен, срок ответа на претензию — </w:t>
       </w:r>
       <w:r>
-        <w:t xml:space="preserve">не позднее 28.05.2026</w:t>
+        <w:t xml:space="preserve">не позднее 19.12.2025</w:t>
+      </w:r>
+      <w:r>
+        <w:t xml:space="preserve">.</w:t>
+      </w:r>
+    </w:p>
+    <w:p>
+      <w:r>
+        <w:t xml:space="preserve">4.6. </w:t>
+      </w:r>
+      <w:r>
+        <w:t xml:space="preserve">ИНН физического лица не указан; номер лицевого счёта абонента — </w:t>
+      </w:r>
+      <w:r>
+        <w:t xml:space="preserve">780691473253</w:t>
+      </w:r>
+      <w:r>
+        <w:t xml:space="preserve">. ИНН указан в приложении; номенклатурный код позиции — </w:t>
+      </w:r>
+      <w:r>
+        <w:t xml:space="preserve">472454928408</w:t>
+      </w:r>
+      <w:r>
+        <w:t xml:space="preserve">. Обработка ИНН ведётся по статье 86 Налогового кодекса Российской Федерации, запрос № </w:t>
+      </w:r>
+      <w:r>
+        <w:t xml:space="preserve">356229536979</w:t>
+      </w:r>
+      <w:r>
+        <w:t xml:space="preserve">.</w:t>
+      </w:r>
+    </w:p>
+    <w:p>
+      <w:r>
+        <w:t xml:space="preserve">4.7. </w:t>
+      </w:r>
+      <w:r>
+        <w:t xml:space="preserve">Накладной на партию присвоен номер </w:t>
+      </w:r>
+      <w:r>
+        <w:t xml:space="preserve">171108858179</w:t>
+      </w:r>
+      <w:r>
+        <w:t xml:space="preserve">. Контрольный модуль имеет заводской номер </w:t>
+      </w:r>
+      <w:r>
+        <w:t xml:space="preserve">054076826678</w:t>
+      </w:r>
+      <w:r>
+        <w:t xml:space="preserve">. Проектный уклон кровли — </w:t>
+      </w:r>
+      <w:r>
+        <w:t xml:space="preserve">4 %</w:t>
+      </w:r>
+      <w:r>
+        <w:t xml:space="preserve">.</w:t>
+      </w:r>
+    </w:p>
+    <w:p>
+      <w:r>
+        <w:t xml:space="preserve">4.8. </w:t>
+      </w:r>
+      <w:r>
+        <w:t xml:space="preserve">Предельная доля иностранного участия в уставном капитале установлена законом и составляет </w:t>
+      </w:r>
+      <w:r>
+        <w:t xml:space="preserve">49 %</w:t>
+      </w:r>
+      <w:r>
+        <w:t xml:space="preserve">, как предусмотрено Федеральным законом о порядке осуществления иностранных инвестиций. Приложение № 3 к Договору содержит долю брака, не превышающую </w:t>
+      </w:r>
+      <w:r>
+        <w:t xml:space="preserve">1,2 %</w:t>
+      </w:r>
+      <w:r>
+        <w:t xml:space="preserve">.</w:t>
+      </w:r>
+    </w:p>
+    <w:p>
+      <w:r>
+        <w:t xml:space="preserve">4.9. </w:t>
+      </w:r>
+      <w:r>
+        <w:t xml:space="preserve">Срок годности товара — </w:t>
+      </w:r>
+      <w:r>
+        <w:t xml:space="preserve">в течение 36 месяцев</w:t>
+      </w:r>
+      <w:r>
+        <w:t xml:space="preserve"> с даты производства. Уложенная смесь выдерживается </w:t>
+      </w:r>
+      <w:r>
+        <w:t xml:space="preserve">в течение 48 часов</w:t>
+      </w:r>
+      <w:r>
+        <w:t xml:space="preserve"> при положительной температуре.</w:t>
+      </w:r>
+    </w:p>
+    <w:p>
+      <w:r>
+        <w:t xml:space="preserve">4.10. </w:t>
+      </w:r>
+      <w:r>
+        <w:t xml:space="preserve">Требования по качеству работ заявляются </w:t>
+      </w:r>
+      <w:r>
+        <w:t xml:space="preserve">в течение одного года</w:t>
+      </w:r>
+      <w:r>
+        <w:t xml:space="preserve"> в силу статьи 725 Гражданского кодекса Российской Федерации. Поставщик работает на рынке </w:t>
+      </w:r>
+      <w:r>
+        <w:t xml:space="preserve">в течение 22 лет</w:t>
+      </w:r>
+      <w:r>
+        <w:t xml:space="preserve">. Отчётный период по Договору завершается </w:t>
+      </w:r>
+      <w:r>
+        <w:t xml:space="preserve">не позднее 23.08.2024</w:t>
       </w:r>
       <w:r>
         <w:t xml:space="preserve">.</w:t>
@@ -755,7 +1072,7 @@
         <w:t xml:space="preserve">Резервный e-mail: </w:t>
       </w:r>
       <w:r>
-        <w:t xml:space="preserve">sokolovа@corp-tehno.ru</w:t>
+        <w:t xml:space="preserve">sokolovа@mail.ru</w:t>
       </w:r>
     </w:p>
     <w:p/>
@@ -793,10 +1110,10 @@
         <w:rPr>
           <w:b/>
         </w:rPr>
-        <w:t xml:space="preserve">не позднее 25.10.20</w:t>
-      </w:r>
-      <w:r>
-        <w:t xml:space="preserve">25</w:t>
+        <w:t xml:space="preserve">в течение 4</w:t>
+      </w:r>
+      <w:r>
+        <w:t xml:space="preserve">5 календарных дней с даты подписания Сторонами акта сдачи-приемки оказанных услуг</w:t>
       </w:r>
       <w:r>
         <w:t xml:space="preserve">.</w:t>
@@ -810,10 +1127,10 @@
         <w:rPr>
           <w:b/>
         </w:rPr>
-        <w:t xml:space="preserve">3/1</w:t>
-      </w:r>
-      <w:r>
-        <w:t xml:space="preserve">3</w:t>
+        <w:t xml:space="preserve">6/2</w:t>
+      </w:r>
+      <w:r>
+        <w:t xml:space="preserve">0</w:t>
       </w:r>
       <w:r>
         <w:t xml:space="preserve">.</w:t>
@@ -824,7 +1141,7 @@
         <w:t xml:space="preserve">9.4. Контрольная запись: </w:t>
       </w:r>
       <w:r>
-        <w:t xml:space="preserve">69 100  00⁠0,9 (шестьдесят девять миллионов сто тысяч) рублей</w:t>
+        <w:t xml:space="preserve">6 670 000,4 (шесть миллионов шестьсо т семьдесят тысяч) ⁠рублей</w:t>
       </w:r>
       <w:r>
         <w:t xml:space="preserve">.</w:t>
@@ -887,7 +1204,7 @@
               <w:t xml:space="preserve">Адрес регистрации: </w:t>
             </w:r>
             <w:r>
-              <w:t xml:space="preserve">394000, г. Воронеж, наб. Лесная, д. 58, кв. 99</w:t>
+              <w:t xml:space="preserve">141300, г. Сергиев Посад, наб. Промышленная, д. 90, кв. 107</w:t>
             </w:r>
           </w:p>
           <w:p>
@@ -926,7 +1243,7 @@
               <w:t xml:space="preserve">Тел.: </w:t>
             </w:r>
             <w:r>
-              <w:t xml:space="preserve">+7 (843) 850-70-11 доб. 806</w:t>
+              <w:t xml:space="preserve">8(383)8693182</w:t>
             </w:r>
           </w:p>
           <w:p>
@@ -934,7 +1251,7 @@
               <w:t xml:space="preserve">E-mail: </w:t>
             </w:r>
             <w:r>
-              <w:t xml:space="preserve">sokolova@sibtrans.ru</w:t>
+              <w:t xml:space="preserve">sokolova@list.ru</w:t>
             </w:r>
           </w:p>
           <w:p/>
@@ -977,7 +1294,7 @@
               <w:t xml:space="preserve">Адрес регистрации: </w:t>
             </w:r>
             <w:r>
-              <w:t xml:space="preserve">190000, г. Санкт-Петербург, просп. Ленинградская, д. 15, кв. 46</w:t>
+              <w:t xml:space="preserve">420111, г. Казань, просп. Заречная, д. 29, кв. 71</w:t>
             </w:r>
           </w:p>
           <w:p>
@@ -1016,7 +1333,7 @@
               <w:t xml:space="preserve">Тел.: </w:t>
             </w:r>
             <w:r>
-              <w:t xml:space="preserve">+78122264844</w:t>
+              <w:t xml:space="preserve">8(383)9056126</w:t>
             </w:r>
           </w:p>
           <w:p>
@@ -1024,7 +1341,7 @@
               <w:t xml:space="preserve">E-mail: </w:t>
             </w:r>
             <w:r>
-              <w:t xml:space="preserve">smirnova@gmail.com</w:t>
+              <w:t xml:space="preserve">smirnova@yandex.ru</w:t>
             </w:r>
           </w:p>
           <w:p/>
@@ -1171,19 +1488,19 @@
         <w:t xml:space="preserve">Реквизиты для возврата: </w:t>
       </w:r>
       <w:r>
-        <w:t xml:space="preserve">143400, г. Красногорск, бул. Заречная, д. 33, кв. 178</w:t>
+        <w:t xml:space="preserve">603000, г. Нижний Новгород, просп. Кирова, д. 73, кв. 51</w:t>
       </w:r>
       <w:r>
         <w:t xml:space="preserve">, ИНН </w:t>
       </w:r>
       <w:r>
-        <w:t xml:space="preserve">6929647933</w:t>
+        <w:t xml:space="preserve">9327009625</w:t>
       </w:r>
       <w:r>
         <w:t xml:space="preserve">, контакт: </w:t>
       </w:r>
       <w:r>
-        <w:t xml:space="preserve">Голубев Андрей Андреевич</w:t>
+        <w:t xml:space="preserve">Новикова Вера Павловна</w:t>
       </w:r>
     </w:p>
   </w:footnote>

--- a/tests/corpus_v2/docs/lease_0012.docx
+++ b/tests/corpus_v2/docs/lease_0012.docx
@@ -1142,6 +1142,37 @@
       </w:r>
       <w:r>
         <w:t xml:space="preserve">6 670 000,4 (шесть миллионов шестьсо т семьдесят тысяч) ⁠рублей</w:t>
+      </w:r>
+      <w:r>
+        <w:t xml:space="preserve">.</w:t>
+      </w:r>
+    </w:p>
+    <w:p/>
+    <w:p>
+      <w:r>
+        <w:rPr>
+          <w:b/>
+        </w:rPr>
+        <w:t xml:space="preserve">6. ОСОБЫЕ УСЛОВИЯ ОТДЕЛЬНЫХ ВИДОВ ДАННЫХ</w:t>
+      </w:r>
+    </w:p>
+    <w:p>
+      <w:r>
+        <w:t xml:space="preserve">6.1. Полномочия представителя подтверждены доверенностью, реестровый номер </w:t>
+      </w:r>
+      <w:r>
+        <w:t xml:space="preserve">50/121-н/50-2023-4-88</w:t>
+      </w:r>
+      <w:r>
+        <w:t xml:space="preserve">.</w:t>
+      </w:r>
+    </w:p>
+    <w:p>
+      <w:r>
+        <w:t xml:space="preserve">6.2. Для сопоставления в учёте указывается: </w:t>
+      </w:r>
+      <w:r>
+        <w:t xml:space="preserve">ГОСТ Р 52044-2003</w:t>
       </w:r>
       <w:r>
         <w:t xml:space="preserve">.</w:t>

--- a/tests/corpus_v2/docs/lease_0012.docx
+++ b/tests/corpus_v2/docs/lease_0012.docx
@@ -1158,21 +1158,87 @@
     </w:p>
     <w:p>
       <w:r>
-        <w:t xml:space="preserve">6.1. Полномочия представителя подтверждены доверенностью, реестровый номер </w:t>
-      </w:r>
-      <w:r>
-        <w:t xml:space="preserve">50/121-н/50-2023-4-88</w:t>
-      </w:r>
-      <w:r>
-        <w:t xml:space="preserve">.</w:t>
-      </w:r>
-    </w:p>
-    <w:p>
-      <w:r>
-        <w:t xml:space="preserve">6.2. Для сопоставления в учёте указывается: </w:t>
-      </w:r>
-      <w:r>
-        <w:t xml:space="preserve">ГОСТ Р 52044-2003</w:t>
+        <w:t xml:space="preserve">6.1. Работы выполняются на основании ранее заключённого Договора № </w:t>
+      </w:r>
+      <w:r>
+        <w:t xml:space="preserve">2/17</w:t>
+      </w:r>
+      <w:r>
+        <w:t xml:space="preserve"> между теми же сторонами.</w:t>
+      </w:r>
+    </w:p>
+    <w:p>
+      <w:r>
+        <w:t xml:space="preserve">6.2. Первичные документы: </w:t>
+      </w:r>
+      <w:r>
+        <w:t xml:space="preserve">как указано в пункте 4.2 настоящего Договора</w:t>
+      </w:r>
+      <w:r>
+        <w:t xml:space="preserve">.</w:t>
+      </w:r>
+    </w:p>
+    <w:p>
+      <w:r>
+        <w:t xml:space="preserve">6.3. Запись о лицензии внесена в реестр за регистрационным номером </w:t>
+      </w:r>
+      <w:r>
+        <w:t xml:space="preserve">731004592</w:t>
+      </w:r>
+      <w:r>
+        <w:t xml:space="preserve">.</w:t>
+      </w:r>
+    </w:p>
+    <w:p>
+      <w:r>
+        <w:t xml:space="preserve">6.4. Внутренний учёт ведётся отдельно: </w:t>
+      </w:r>
+      <w:r>
+        <w:t xml:space="preserve">инвентарный номер 123456789</w:t>
+      </w:r>
+      <w:r>
+        <w:t xml:space="preserve">.</w:t>
+      </w:r>
+    </w:p>
+    <w:p>
+      <w:r>
+        <w:t xml:space="preserve">6.5. Полномочия представителя подтверждены доверенностью, реестровый номер </w:t>
+      </w:r>
+      <w:r>
+        <w:t xml:space="preserve">78/1445-н/78-2022-12-7</w:t>
+      </w:r>
+      <w:r>
+        <w:t xml:space="preserve">.</w:t>
+      </w:r>
+    </w:p>
+    <w:p>
+      <w:r>
+        <w:t xml:space="preserve">6.6. Для сопоставления в учёте указывается: </w:t>
+      </w:r>
+      <w:r>
+        <w:t xml:space="preserve">срок действия 12/2024-06/2025</w:t>
+      </w:r>
+      <w:r>
+        <w:t xml:space="preserve">.</w:t>
+      </w:r>
+    </w:p>
+    <w:p>
+      <w:r>
+        <w:t xml:space="preserve">6.7. Решение принято большинством в </w:t>
+      </w:r>
+      <w:r>
+        <w:t xml:space="preserve">9 % уставного капитала общества</w:t>
+      </w:r>
+      <w:r>
+        <w:t xml:space="preserve"> от общего числа голосов членов совета директоров.</w:t>
+      </w:r>
+    </w:p>
+    <w:p>
+      <w:r>
+        <w:t xml:space="preserve">6.8. Кворум определяется уставом: </w:t>
+      </w:r>
+      <w:r>
+        <w:t xml:space="preserve">доля брака не превышает 1 % партии</w:t>
       </w:r>
       <w:r>
         <w:t xml:space="preserve">.</w:t>

--- a/tests/corpus_v2/docs/lease_0012.docx
+++ b/tests/corpus_v2/docs/lease_0012.docx
@@ -1158,10 +1158,32 @@
     </w:p>
     <w:p>
       <w:r>
-        <w:t xml:space="preserve">6.1. Работы выполняются на основании ранее заключённого Договора № </w:t>
-      </w:r>
-      <w:r>
-        <w:t xml:space="preserve">2/17</w:t>
+        <w:t xml:space="preserve">6.1. Стороны ранее заключили </w:t>
+      </w:r>
+      <w:r>
+        <w:t xml:space="preserve">договор уступки права требования</w:t>
+      </w:r>
+      <w:r>
+        <w:t xml:space="preserve"> на сопоставимых условиях.</w:t>
+      </w:r>
+    </w:p>
+    <w:p>
+      <w:r>
+        <w:t xml:space="preserve">6.2. Прочие условия: </w:t>
+      </w:r>
+      <w:r>
+        <w:t xml:space="preserve">реквизиты первичных документов приведены в приложении</w:t>
+      </w:r>
+      <w:r>
+        <w:t xml:space="preserve">.</w:t>
+      </w:r>
+    </w:p>
+    <w:p>
+      <w:r>
+        <w:t xml:space="preserve">6.3. Работы выполняются на основании ранее заключённого Договора № </w:t>
+      </w:r>
+      <w:r>
+        <w:t xml:space="preserve">01Ф-00034/16-124Д</w:t>
       </w:r>
       <w:r>
         <w:t xml:space="preserve"> между теми же сторонами.</w:t>
@@ -1169,29 +1191,73 @@
     </w:p>
     <w:p>
       <w:r>
-        <w:t xml:space="preserve">6.2. Первичные документы: </w:t>
-      </w:r>
-      <w:r>
-        <w:t xml:space="preserve">как указано в пункте 4.2 настоящего Договора</w:t>
-      </w:r>
-      <w:r>
-        <w:t xml:space="preserve">.</w:t>
-      </w:r>
-    </w:p>
-    <w:p>
-      <w:r>
-        <w:t xml:space="preserve">6.3. Запись о лицензии внесена в реестр за регистрационным номером </w:t>
-      </w:r>
-      <w:r>
-        <w:t xml:space="preserve">731004592</w:t>
-      </w:r>
-      <w:r>
-        <w:t xml:space="preserve">.</w:t>
-      </w:r>
-    </w:p>
-    <w:p>
-      <w:r>
-        <w:t xml:space="preserve">6.4. Внутренний учёт ведётся отдельно: </w:t>
+        <w:t xml:space="preserve">6.4. Первичные документы: </w:t>
+      </w:r>
+      <w:r>
+        <w:t xml:space="preserve">счёт-фактура выставлена без ссылки на номер</w:t>
+      </w:r>
+      <w:r>
+        <w:t xml:space="preserve">.</w:t>
+      </w:r>
+    </w:p>
+    <w:p>
+      <w:r>
+        <w:t xml:space="preserve">6.5. Паспорт гражданина Российской Федерации выдан </w:t>
+      </w:r>
+      <w:r>
+        <w:t xml:space="preserve">ОУФМС России по Тверской области в Заволжском р-не</w:t>
+      </w:r>
+      <w:r>
+        <w:t xml:space="preserve">, паспорт предъявлен при подписании.</w:t>
+      </w:r>
+    </w:p>
+    <w:p>
+      <w:r>
+        <w:t xml:space="preserve">6.6. Сопутствующие сведения: </w:t>
+      </w:r>
+      <w:r>
+        <w:t xml:space="preserve">паспорт выдан, реквизиты приведены в приложении</w:t>
+      </w:r>
+      <w:r>
+        <w:t xml:space="preserve">.</w:t>
+      </w:r>
+    </w:p>
+    <w:p>
+      <w:r>
+        <w:t xml:space="preserve">6.7. Запись о государственной регистрации внесена регистрирующим органом: </w:t>
+      </w:r>
+      <w:r>
+        <w:t xml:space="preserve">Инспекция ФНС России № 24 по г. Москве</w:t>
+      </w:r>
+      <w:r>
+        <w:t xml:space="preserve">.</w:t>
+      </w:r>
+    </w:p>
+    <w:p>
+      <w:r>
+        <w:t xml:space="preserve">6.8. Общие сведения о регистрации: </w:t>
+      </w:r>
+      <w:r>
+        <w:t xml:space="preserve">сведения о юридическом лице содержатся в ЕГРЮЛ</w:t>
+      </w:r>
+      <w:r>
+        <w:t xml:space="preserve">.</w:t>
+      </w:r>
+    </w:p>
+    <w:p>
+      <w:r>
+        <w:t xml:space="preserve">6.9. Запись о лицензии внесена в реестр за регистрационным номером </w:t>
+      </w:r>
+      <w:r>
+        <w:t xml:space="preserve">144625873</w:t>
+      </w:r>
+      <w:r>
+        <w:t xml:space="preserve">.</w:t>
+      </w:r>
+    </w:p>
+    <w:p>
+      <w:r>
+        <w:t xml:space="preserve">6.10. Внутренний учёт ведётся отдельно: </w:t>
       </w:r>
       <w:r>
         <w:t xml:space="preserve">инвентарный номер 123456789</w:t>
@@ -1202,32 +1268,32 @@
     </w:p>
     <w:p>
       <w:r>
-        <w:t xml:space="preserve">6.5. Полномочия представителя подтверждены доверенностью, реестровый номер </w:t>
-      </w:r>
-      <w:r>
-        <w:t xml:space="preserve">78/1445-н/78-2022-12-7</w:t>
-      </w:r>
-      <w:r>
-        <w:t xml:space="preserve">.</w:t>
-      </w:r>
-    </w:p>
-    <w:p>
-      <w:r>
-        <w:t xml:space="preserve">6.6. Для сопоставления в учёте указывается: </w:t>
-      </w:r>
-      <w:r>
-        <w:t xml:space="preserve">срок действия 12/2024-06/2025</w:t>
-      </w:r>
-      <w:r>
-        <w:t xml:space="preserve">.</w:t>
-      </w:r>
-    </w:p>
-    <w:p>
-      <w:r>
-        <w:t xml:space="preserve">6.7. Решение принято большинством в </w:t>
-      </w:r>
-      <w:r>
-        <w:t xml:space="preserve">9 % уставного капитала общества</w:t>
+        <w:t xml:space="preserve">6.11. Полномочия представителя подтверждены доверенностью, реестровый номер </w:t>
+      </w:r>
+      <w:r>
+        <w:t xml:space="preserve">50/121-н/50-2023-4-88</w:t>
+      </w:r>
+      <w:r>
+        <w:t xml:space="preserve">.</w:t>
+      </w:r>
+    </w:p>
+    <w:p>
+      <w:r>
+        <w:t xml:space="preserve">6.12. Для сопоставления в учёте указывается: </w:t>
+      </w:r>
+      <w:r>
+        <w:t xml:space="preserve">пп. 4/5-1 и 7/2-3 Правил страхования</w:t>
+      </w:r>
+      <w:r>
+        <w:t xml:space="preserve">.</w:t>
+      </w:r>
+    </w:p>
+    <w:p>
+      <w:r>
+        <w:t xml:space="preserve">6.13. Решение принято большинством в </w:t>
+      </w:r>
+      <w:r>
+        <w:t xml:space="preserve">25,5 % голосов от общего числа</w:t>
       </w:r>
       <w:r>
         <w:t xml:space="preserve"> от общего числа голосов членов совета директоров.</w:t>
@@ -1235,7 +1301,7 @@
     </w:p>
     <w:p>
       <w:r>
-        <w:t xml:space="preserve">6.8. Кворум определяется уставом: </w:t>
+        <w:t xml:space="preserve">6.14. Кворум определяется уставом: </w:t>
       </w:r>
       <w:r>
         <w:t xml:space="preserve">доля брака не превышает 1 % партии</w:t>

--- a/tests/corpus_v2/docs/lease_0012.docx
+++ b/tests/corpus_v2/docs/lease_0012.docx
@@ -39,7 +39,7 @@
         <w:t xml:space="preserve">     </w:t>
       </w:r>
       <w:r>
-        <w:t xml:space="preserve">07.04.2024 г.</w:t>
+        <w:t xml:space="preserve">«07» апреля 2024 г.</w:t>
       </w:r>
     </w:p>
     <w:p/>
